--- a/Manuales/PROPUESTA_MANTENIMIENTO_Y_AUDITORIA.docx
+++ b/Manuales/PROPUESTA_MANTENIMIENTO_Y_AUDITORIA.docx
@@ -28,7 +28,7 @@
         </w:p>
       </w:sdtContent>
     </w:sdt>
-    <w:bookmarkStart w:id="34" w:name="X1798943255004c80d1dbd44d21bd209b7a19e8b"/>
+    <w:bookmarkStart w:id="36" w:name="X1798943255004c80d1dbd44d21bd209b7a19e8b"/>
     <w:p>
       <w:pPr>
         <w:pStyle w:val="Heading1"/>
@@ -1544,7 +1544,7 @@
     </w:p>
     <w:bookmarkEnd w:id="14"/>
     <w:bookmarkEnd w:id="15"/>
-    <w:bookmarkStart w:id="26" w:name="X8d70628e09eaf51a7198de59ddb672f5aedd65a"/>
+    <w:bookmarkStart w:id="28" w:name="X8d70628e09eaf51a7198de59ddb672f5aedd65a"/>
     <w:p>
       <w:pPr>
         <w:pStyle w:val="Heading2"/>
@@ -1658,7 +1658,7 @@
       <w:r>
         <w:drawing>
           <wp:inline>
-            <wp:extent cx="5334000" cy="5102086"/>
+            <wp:extent cx="5334000" cy="6145695"/>
             <wp:effectExtent b="0" l="0" r="0" t="0"/>
             <wp:docPr descr="Figura A: Inspección a nivel de suelo. Solo se muestran los seis puntos verificables sin subir, y el aviso enumera lo que queda pendiente." title="" id="18" name="Picture"/>
             <a:graphic>
@@ -1679,7 +1679,7 @@
                   <pic:spPr bwMode="auto">
                     <a:xfrm>
                       <a:off x="0" y="0"/>
-                      <a:ext cx="5334000" cy="5102086"/>
+                      <a:ext cx="5334000" cy="6145695"/>
                     </a:xfrm>
                     <a:prstGeom prst="rect">
                       <a:avLst/>
@@ -1705,7 +1705,7 @@
       <w:r>
         <w:drawing>
           <wp:inline>
-            <wp:extent cx="5334000" cy="6841434"/>
+            <wp:extent cx="5334000" cy="8232913"/>
             <wp:effectExtent b="0" l="0" r="0" t="0"/>
             <wp:docPr descr="Figura B: Inspección en altura. Aparecen además los seis puntos físicos, que en la modalidad anterior ni siquiera estaban en pantalla." title="" id="21" name="Picture"/>
             <a:graphic>
@@ -1726,7 +1726,7 @@
                   <pic:spPr bwMode="auto">
                     <a:xfrm>
                       <a:off x="0" y="0"/>
-                      <a:ext cx="5334000" cy="6841434"/>
+                      <a:ext cx="5334000" cy="8232913"/>
                     </a:xfrm>
                     <a:prstGeom prst="rect">
                       <a:avLst/>
@@ -1760,7 +1760,26 @@
         <w:t xml:space="preserve"> </w:t>
       </w:r>
       <w:r>
-        <w:t xml:space="preserve">— solo lo verificable sin tocar el equipo:</w:t>
+        <w:t xml:space="preserve">— el estado físico va primero, porque es lo que mira una interventoría</w:t>
+      </w:r>
+      <w:r>
+        <w:t xml:space="preserve"> </w:t>
+      </w:r>
+      <w:r>
+        <w:t xml:space="preserve">antes que nada, y</w:t>
+      </w:r>
+      <w:r>
+        <w:t xml:space="preserve"> </w:t>
+      </w:r>
+      <w:r>
+        <w:rPr>
+          <w:b/>
+          <w:bCs/>
+        </w:rPr>
+        <w:t xml:space="preserve">casi todo él se ve desde abajo</w:t>
+      </w:r>
+      <w:r>
+        <w:t xml:space="preserve">: una señal existe para leerse desde la vía.</w:t>
       </w:r>
     </w:p>
     <w:p>
@@ -1771,52 +1790,100 @@
         <w:rPr>
           <w:rStyle w:val="VerbatimChar"/>
         </w:rPr>
-        <w:t xml:space="preserve">☐ 1. Hora del equipo coincide con la del teléfono</w:t>
-      </w:r>
-      <w:r>
-        <w:br/>
-      </w:r>
-      <w:r>
-        <w:rPr>
-          <w:rStyle w:val="VerbatimChar"/>
-        </w:rPr>
-        <w:t xml:space="preserve">☐ 2. Horario grabado coincide con la placa atornillada</w:t>
-      </w:r>
-      <w:r>
-        <w:br/>
-      </w:r>
-      <w:r>
-        <w:rPr>
-          <w:rStyle w:val="VerbatimChar"/>
-        </w:rPr>
-        <w:t xml:space="preserve">☐ 3. Tensión de batería dentro de rango        [ 12.6 V ]</w:t>
-      </w:r>
-      <w:r>
-        <w:br/>
-      </w:r>
-      <w:r>
-        <w:rPr>
-          <w:rStyle w:val="VerbatimChar"/>
-        </w:rPr>
-        <w:t xml:space="preserve">☐ 4. Sin cortes de energía nuevos              [ 2 cortes ]</w:t>
-      </w:r>
-      <w:r>
-        <w:br/>
-      </w:r>
-      <w:r>
-        <w:rPr>
-          <w:rStyle w:val="VerbatimChar"/>
-        </w:rPr>
-        <w:t xml:space="preserve">☐ 5. Destello verificado con la prueba de 2 minutos</w:t>
-      </w:r>
-      <w:r>
-        <w:br/>
-      </w:r>
-      <w:r>
-        <w:rPr>
-          <w:rStyle w:val="VerbatimChar"/>
-        </w:rPr>
-        <w:t xml:space="preserve">☐ 6. Señal y placa legibles, sin daños ni obstrucción</w:t>
+        <w:t xml:space="preserve">ESTADO FISICO</w:t>
+      </w:r>
+      <w:r>
+        <w:br/>
+      </w:r>
+      <w:r>
+        <w:rPr>
+          <w:rStyle w:val="VerbatimChar"/>
+        </w:rPr>
+        <w:t xml:space="preserve">☐ 1. Lámina reflectiva limpia, sin grafiti ni golpes</w:t>
+      </w:r>
+      <w:r>
+        <w:br/>
+      </w:r>
+      <w:r>
+        <w:rPr>
+          <w:rStyle w:val="VerbatimChar"/>
+        </w:rPr>
+        <w:t xml:space="preserve">☐ 2. Placa del horario legible y bien sujeta</w:t>
+      </w:r>
+      <w:r>
+        <w:br/>
+      </w:r>
+      <w:r>
+        <w:rPr>
+          <w:rStyle w:val="VerbatimChar"/>
+        </w:rPr>
+        <w:t xml:space="preserve">☐ 3. Señal sin obstrucción (ramas, vegetación, avisos)</w:t>
+      </w:r>
+      <w:r>
+        <w:br/>
+      </w:r>
+      <w:r>
+        <w:rPr>
+          <w:rStyle w:val="VerbatimChar"/>
+        </w:rPr>
+        <w:t xml:space="preserve">☐ 4. Poste vertical y sin daño visible en la base</w:t>
+      </w:r>
+      <w:r>
+        <w:br/>
+      </w:r>
+      <w:r>
+        <w:br/>
+      </w:r>
+      <w:r>
+        <w:rPr>
+          <w:rStyle w:val="VerbatimChar"/>
+        </w:rPr>
+        <w:t xml:space="preserve">OPERACION (por Bluetooth y a la vista)</w:t>
+      </w:r>
+      <w:r>
+        <w:br/>
+      </w:r>
+      <w:r>
+        <w:rPr>
+          <w:rStyle w:val="VerbatimChar"/>
+        </w:rPr>
+        <w:t xml:space="preserve">☐ 5. Hora del equipo coincide con la del teléfono</w:t>
+      </w:r>
+      <w:r>
+        <w:br/>
+      </w:r>
+      <w:r>
+        <w:rPr>
+          <w:rStyle w:val="VerbatimChar"/>
+        </w:rPr>
+        <w:t xml:space="preserve">☐ 6. Horario grabado coincide con la placa atornillada</w:t>
+      </w:r>
+      <w:r>
+        <w:br/>
+      </w:r>
+      <w:r>
+        <w:rPr>
+          <w:rStyle w:val="VerbatimChar"/>
+        </w:rPr>
+        <w:t xml:space="preserve">☐ 7. Tensión de batería dentro de rango        [ 12.6 V ]</w:t>
+      </w:r>
+      <w:r>
+        <w:br/>
+      </w:r>
+      <w:r>
+        <w:rPr>
+          <w:rStyle w:val="VerbatimChar"/>
+        </w:rPr>
+        <w:t xml:space="preserve">☐ 8. Sin cortes de energía nuevos              [ 2 cortes ]</w:t>
+      </w:r>
+      <w:r>
+        <w:br/>
+      </w:r>
+      <w:r>
+        <w:rPr>
+          <w:rStyle w:val="VerbatimChar"/>
+        </w:rPr>
+        <w:t xml:space="preserve">☐ 9. Destello verificado con la prueba de 2 minutos</w:t>
       </w:r>
     </w:p>
     <w:p>
@@ -1834,7 +1901,7 @@
         <w:t xml:space="preserve"> </w:t>
       </w:r>
       <w:r>
-        <w:t xml:space="preserve">— los seis anteriores,</w:t>
+        <w:t xml:space="preserve">— los nueve anteriores,</w:t>
       </w:r>
       <w:r>
         <w:t xml:space="preserve"> </w:t>
@@ -1850,7 +1917,7 @@
         <w:t xml:space="preserve"> </w:t>
       </w:r>
       <w:r>
-        <w:t xml:space="preserve">los físicos:</w:t>
+        <w:t xml:space="preserve">lo que solo se alcanza subiendo:</w:t>
       </w:r>
     </w:p>
     <w:p>
@@ -1861,131 +1928,244 @@
         <w:rPr>
           <w:rStyle w:val="VerbatimChar"/>
         </w:rPr>
-        <w:t xml:space="preserve">☐ 7. Panel solar limpio y sin sombra</w:t>
-      </w:r>
-      <w:r>
-        <w:br/>
-      </w:r>
-      <w:r>
-        <w:rPr>
-          <w:rStyle w:val="VerbatimChar"/>
-        </w:rPr>
-        <w:t xml:space="preserve">☐ 8. Fusible de 12 V verificado</w:t>
-      </w:r>
-      <w:r>
-        <w:br/>
-      </w:r>
-      <w:r>
-        <w:rPr>
-          <w:rStyle w:val="VerbatimChar"/>
-        </w:rPr>
-        <w:t xml:space="preserve">☐ 9. Borneras apretadas, sin falsos contactos</w:t>
-      </w:r>
-      <w:r>
-        <w:br/>
-      </w:r>
-      <w:r>
-        <w:rPr>
-          <w:rStyle w:val="VerbatimChar"/>
-        </w:rPr>
-        <w:t xml:space="preserve">☐ 10. Pila CR2032 verificada o sustituida</w:t>
-      </w:r>
-      <w:r>
-        <w:br/>
-      </w:r>
-      <w:r>
-        <w:rPr>
-          <w:rStyle w:val="VerbatimChar"/>
-        </w:rPr>
-        <w:t xml:space="preserve">☐ 11. Gabinete cerrado y sellado, sin entrada de agua</w:t>
-      </w:r>
-      <w:r>
-        <w:br/>
-      </w:r>
-      <w:r>
-        <w:rPr>
-          <w:rStyle w:val="VerbatimChar"/>
-        </w:rPr>
-        <w:t xml:space="preserve">☐ 12. Lente del foco limpia</w:t>
-      </w:r>
-    </w:p>
-    <w:p>
-      <w:pPr>
-        <w:pStyle w:val="FirstParagraph"/>
-      </w:pPr>
-      <w:r>
-        <w:rPr>
-          <w:b/>
-          <w:bCs/>
-        </w:rPr>
-        <w:t xml:space="preserve">Los puntos que no aplican no se muestran en gris: no se muestran.</w:t>
-      </w:r>
-      <w:r>
-        <w:t xml:space="preserve"> </w:t>
-      </w:r>
-      <w:r>
-        <w:t xml:space="preserve">Si no están en pantalla,</w:t>
-      </w:r>
-      <w:r>
-        <w:t xml:space="preserve"> </w:t>
-      </w:r>
-      <w:r>
-        <w:t xml:space="preserve">no se pueden marcar por descuido. Y debajo, una línea que evita el malentendido:</w:t>
+        <w:t xml:space="preserve">☐ 10. Herrajes y abrazaderas apretados al poste</w:t>
+      </w:r>
+      <w:r>
+        <w:br/>
+      </w:r>
+      <w:r>
+        <w:rPr>
+          <w:rStyle w:val="VerbatimChar"/>
+        </w:rPr>
+        <w:t xml:space="preserve">☐ 11. Gabinete cerrado y hermético, sin entrada de agua</w:t>
+      </w:r>
+      <w:r>
+        <w:br/>
+      </w:r>
+      <w:r>
+        <w:rPr>
+          <w:rStyle w:val="VerbatimChar"/>
+        </w:rPr>
+        <w:t xml:space="preserve">☐ 12. Lente del foco limpia por dentro</w:t>
+      </w:r>
+      <w:r>
+        <w:br/>
+      </w:r>
+      <w:r>
+        <w:rPr>
+          <w:rStyle w:val="VerbatimChar"/>
+        </w:rPr>
+        <w:t xml:space="preserve">☐ 13. Panel solar limpio, orientado y sin sombra</w:t>
+      </w:r>
+      <w:r>
+        <w:br/>
+      </w:r>
+      <w:r>
+        <w:rPr>
+          <w:rStyle w:val="VerbatimChar"/>
+        </w:rPr>
+        <w:t xml:space="preserve">☐ 14. Fusible de 12 V verificado</w:t>
+      </w:r>
+      <w:r>
+        <w:br/>
+      </w:r>
+      <w:r>
+        <w:rPr>
+          <w:rStyle w:val="VerbatimChar"/>
+        </w:rPr>
+        <w:t xml:space="preserve">☐ 15. Borneras apretadas, sin sulfatación ni juego</w:t>
+      </w:r>
+      <w:r>
+        <w:br/>
+      </w:r>
+      <w:r>
+        <w:rPr>
+          <w:rStyle w:val="VerbatimChar"/>
+        </w:rPr>
+        <w:t xml:space="preserve">☐ 16. Pila CR2032 verificada o sustituida</w:t>
       </w:r>
     </w:p>
     <w:p>
       <w:pPr>
         <w:pStyle w:val="BlockText"/>
       </w:pPr>
+      <w:r>
+        <w:rPr>
+          <w:b/>
+          <w:bCs/>
+        </w:rPr>
+        <w:t xml:space="preserve">Por qué el estado físico no es una sola casilla.</w:t>
+      </w:r>
+      <w:r>
+        <w:t xml:space="preserve"> </w:t>
+      </w:r>
+      <w:r>
+        <w:t xml:space="preserve">La propuesta en circulación lo mete como</w:t>
+      </w:r>
+      <w:r>
+        <w:t xml:space="preserve"> </w:t>
+      </w:r>
+      <w:r>
+        <w:t xml:space="preserve">un único punto que agrupa</w:t>
+      </w:r>
+      <w:r>
+        <w:t xml:space="preserve"> </w:t>
+      </w:r>
       <w:r>
         <w:rPr>
           <w:i/>
           <w:iCs/>
         </w:rPr>
-        <w:t xml:space="preserve">Inspección a nivel de suelo.</w:t>
-      </w:r>
+        <w:t xml:space="preserve">«lámina reflectiva + herrajes + lente + gabinete»</w:t>
+      </w:r>
+      <w:r>
+        <w:t xml:space="preserve">. Pero la lámina</w:t>
+      </w:r>
+      <w:r>
+        <w:t xml:space="preserve"> </w:t>
+      </w:r>
+      <w:r>
+        <w:t xml:space="preserve">se ve desde la vía y el lente y el gabinete</w:t>
+      </w:r>
+      <w:r>
+        <w:t xml:space="preserve"> </w:t>
+      </w:r>
+      <w:r>
+        <w:rPr>
+          <w:b/>
+          <w:bCs/>
+        </w:rPr>
+        <w:t xml:space="preserve">están arriba</w:t>
+      </w:r>
+      <w:r>
+        <w:t xml:space="preserve">: juntarlos obliga otra vez a</w:t>
+      </w:r>
+      <w:r>
+        <w:t xml:space="preserve"> </w:t>
+      </w:r>
+      <w:r>
+        <w:t xml:space="preserve">marcar desde el suelo algo que no se ha podido mirar. Repartidos, cada uno cae en la modalidad</w:t>
+      </w:r>
+      <w:r>
+        <w:t xml:space="preserve"> </w:t>
+      </w:r>
+      <w:r>
+        <w:t xml:space="preserve">donde de verdad se comprueba.</w:t>
+      </w:r>
+    </w:p>
+    <w:p>
+      <w:pPr>
+        <w:pStyle w:val="BlockText"/>
+      </w:pPr>
+      <w:r>
+        <w:t xml:space="preserve">Y la</w:t>
+      </w:r>
+      <w:r>
+        <w:t xml:space="preserve"> </w:t>
+      </w:r>
+      <w:r>
+        <w:rPr>
+          <w:b/>
+          <w:bCs/>
+        </w:rPr>
+        <w:t xml:space="preserve">obstrucción por vegetación</w:t>
+      </w:r>
+      <w:r>
+        <w:t xml:space="preserve"> </w:t>
+      </w:r>
+      <w:r>
+        <w:t xml:space="preserve">merece su propia línea: es el fallo más común y más</w:t>
+      </w:r>
+      <w:r>
+        <w:t xml:space="preserve"> </w:t>
+      </w:r>
+      <w:r>
+        <w:t xml:space="preserve">barato de arreglar de una señal escolar, y el equipo no puede detectarlo — la baliza destella</w:t>
+      </w:r>
+      <w:r>
+        <w:t xml:space="preserve"> </w:t>
+      </w:r>
+      <w:r>
+        <w:t xml:space="preserve">perfectamente detrás de una rama.</w:t>
+      </w:r>
+    </w:p>
+    <w:p>
+      <w:pPr>
+        <w:pStyle w:val="FirstParagraph"/>
+      </w:pPr>
+      <w:r>
+        <w:rPr>
+          <w:b/>
+          <w:bCs/>
+        </w:rPr>
+        <w:t xml:space="preserve">Los puntos que no aplican no se muestran en gris: no se muestran.</w:t>
+      </w:r>
+      <w:r>
+        <w:t xml:space="preserve"> </w:t>
+      </w:r>
+      <w:r>
+        <w:t xml:space="preserve">Si no están en pantalla,</w:t>
+      </w:r>
+      <w:r>
+        <w:t xml:space="preserve"> </w:t>
+      </w:r>
+      <w:r>
+        <w:t xml:space="preserve">no se pueden marcar por descuido. Y debajo, una línea que evita el malentendido:</w:t>
+      </w:r>
+    </w:p>
+    <w:p>
+      <w:pPr>
+        <w:pStyle w:val="BlockText"/>
+      </w:pPr>
       <w:r>
         <w:rPr>
           <w:i/>
           <w:iCs/>
         </w:rPr>
-        <w:t xml:space="preserve"> </w:t>
-      </w:r>
-      <w:r>
-        <w:rPr>
-          <w:b/>
-          <w:bCs/>
+        <w:t xml:space="preserve">Inspección a nivel de suelo.</w:t>
+      </w:r>
+      <w:r>
+        <w:rPr>
           <w:i/>
           <w:iCs/>
         </w:rPr>
-        <w:t xml:space="preserve">6 puntos adicionales requieren subir al poste</w:t>
-      </w:r>
-      <w:r>
-        <w:rPr>
+        <w:t xml:space="preserve"> </w:t>
+      </w:r>
+      <w:r>
+        <w:rPr>
+          <w:b/>
+          <w:bCs/>
           <w:i/>
           <w:iCs/>
         </w:rPr>
-        <w:t xml:space="preserve"> </w:t>
+        <w:t xml:space="preserve">7 puntos adicionales requieren subir al poste</w:t>
       </w:r>
       <w:r>
         <w:rPr>
           <w:i/>
           <w:iCs/>
         </w:rPr>
-        <w:t xml:space="preserve">y no se han</w:t>
+        <w:t xml:space="preserve"> </w:t>
       </w:r>
       <w:r>
         <w:rPr>
           <w:i/>
           <w:iCs/>
         </w:rPr>
-        <w:t xml:space="preserve"> </w:t>
+        <w:t xml:space="preserve">y no se han</w:t>
       </w:r>
       <w:r>
         <w:rPr>
           <w:i/>
           <w:iCs/>
         </w:rPr>
+        <w:t xml:space="preserve"> </w:t>
+      </w:r>
+      <w:r>
+        <w:rPr>
+          <w:i/>
+          <w:iCs/>
+        </w:rPr>
         <w:t xml:space="preserve">verificado en esta visita.</w:t>
       </w:r>
     </w:p>
@@ -2127,16 +2307,43 @@
         <w:rPr>
           <w:rStyle w:val="VerbatimChar"/>
         </w:rPr>
-        <w:t xml:space="preserve">  panel solar · fusible 12 V · borneras · pila CR2032 ·</w:t>
-      </w:r>
-      <w:r>
-        <w:br/>
-      </w:r>
-      <w:r>
-        <w:rPr>
-          <w:rStyle w:val="VerbatimChar"/>
-        </w:rPr>
-        <w:t xml:space="preserve">  sellado del gabinete · lente del foco</w:t>
+        <w:t xml:space="preserve">  herrajes · gabinete · lente del foco · panel solar ·</w:t>
+      </w:r>
+      <w:r>
+        <w:br/>
+      </w:r>
+      <w:r>
+        <w:rPr>
+          <w:rStyle w:val="VerbatimChar"/>
+        </w:rPr>
+        <w:t xml:space="preserve">  fusible 12 V · borneras · pila CR2032</w:t>
+      </w:r>
+      <w:r>
+        <w:br/>
+      </w:r>
+      <w:r>
+        <w:rPr>
+          <w:rStyle w:val="VerbatimChar"/>
+        </w:rPr>
+        <w:t xml:space="preserve">----------------------------------------</w:t>
+      </w:r>
+      <w:r>
+        <w:br/>
+      </w:r>
+      <w:r>
+        <w:rPr>
+          <w:rStyle w:val="VerbatimChar"/>
+        </w:rPr>
+        <w:t xml:space="preserve">INSPECCION REALIZADA POR: Cuadrilla 01 - D. Zuniga</w:t>
+      </w:r>
+      <w:r>
+        <w:br/>
+      </w:r>
+      <w:r>
+        <w:rPr>
+          <w:rStyle w:val="VerbatimChar"/>
+        </w:rPr>
+        <w:t xml:space="preserve">FIRMA LO VERIFICADO Y TAMBIEN LO NO VERIFICADO.</w:t>
       </w:r>
     </w:p>
     <w:p>
@@ -2148,13 +2355,13 @@
       </w:r>
     </w:p>
     <w:bookmarkEnd w:id="24"/>
-    <w:bookmarkStart w:id="25" w:name="X879bf2eb297e7a5e4bc1b7db8fa626362523880"/>
+    <w:bookmarkStart w:id="26" w:name="Xb9edcae537211dc1be87563674f1569cd6c6ab7"/>
     <w:p>
       <w:pPr>
         <w:pStyle w:val="Heading3"/>
       </w:pPr>
       <w:r>
-        <w:t xml:space="preserve">4.4 Dónde se guarda</w:t>
+        <w:t xml:space="preserve">4.4 Quién firma: el nombre del técnico</w:t>
       </w:r>
     </w:p>
     <w:p>
@@ -2162,7 +2369,7 @@
         <w:pStyle w:val="FirstParagraph"/>
       </w:pPr>
       <w:r>
-        <w:t xml:space="preserve">Propuesta mínima que ya resuelve la auditoría, sin servidor ni conectividad:</w:t>
+        <w:t xml:space="preserve">Hace falta, y el diseño propuesto es correcto en lo práctico:</w:t>
       </w:r>
     </w:p>
     <w:p>
@@ -2174,34 +2381,7 @@
         </w:numPr>
       </w:pPr>
       <w:r>
-        <w:t xml:space="preserve">Cada inspección se guarda en el teléfono como un registro con</w:t>
-      </w:r>
-      <w:r>
-        <w:t xml:space="preserve"> </w:t>
-      </w:r>
-      <w:r>
-        <w:rPr>
-          <w:b/>
-          <w:bCs/>
-        </w:rPr>
-        <w:t xml:space="preserve">fecha, MAC, nombre de la</w:t>
-      </w:r>
-      <w:r>
-        <w:rPr>
-          <w:b/>
-          <w:bCs/>
-        </w:rPr>
-        <w:t xml:space="preserve"> </w:t>
-      </w:r>
-      <w:r>
-        <w:rPr>
-          <w:b/>
-          <w:bCs/>
-        </w:rPr>
-        <w:t xml:space="preserve">señal, modalidad, checklist completo y la telemetría de ese momento</w:t>
-      </w:r>
-      <w:r>
-        <w:t xml:space="preserve">.</w:t>
+        <w:t xml:space="preserve">Un campo de texto en la tarjeta de auditoría.</w:t>
       </w:r>
     </w:p>
     <w:p>
@@ -2213,20 +2393,23 @@
         </w:numPr>
       </w:pPr>
       <w:r>
-        <w:t xml:space="preserve">Se indexan</w:t>
-      </w:r>
-      <w:r>
-        <w:t xml:space="preserve"> </w:t>
-      </w:r>
-      <w:r>
-        <w:rPr>
-          <w:b/>
-          <w:bCs/>
-        </w:rPr>
-        <w:t xml:space="preserve">por MAC</w:t>
-      </w:r>
-      <w:r>
-        <w:t xml:space="preserve">, que es lo único que identifica físicamente a una baliza.</w:t>
+        <w:rPr>
+          <w:b/>
+          <w:bCs/>
+        </w:rPr>
+        <w:t xml:space="preserve">Se guarda solo</w:t>
+      </w:r>
+      <w:r>
+        <w:t xml:space="preserve"> </w:t>
+      </w:r>
+      <w:r>
+        <w:t xml:space="preserve">en el teléfono, así que se escribe una vez al empezar la jornada y aparece</w:t>
+      </w:r>
+      <w:r>
+        <w:t xml:space="preserve"> </w:t>
+      </w:r>
+      <w:r>
+        <w:t xml:space="preserve">ya puesto en las veinte señales siguientes de la ruta.</w:t>
       </w:r>
     </w:p>
     <w:p>
@@ -2238,76 +2421,38 @@
         </w:numPr>
       </w:pPr>
       <w:r>
-        <w:t xml:space="preserve">Al conectar con una señal, la app muestra</w:t>
-      </w:r>
-      <w:r>
-        <w:t xml:space="preserve"> </w:t>
-      </w:r>
-      <w:r>
-        <w:rPr>
-          <w:b/>
-          <w:bCs/>
-        </w:rPr>
-        <w:t xml:space="preserve">«Última inspección: 12-ago-2026, a nivel de</w:t>
-      </w:r>
-      <w:r>
-        <w:rPr>
-          <w:b/>
-          <w:bCs/>
-        </w:rPr>
-        <w:t xml:space="preserve"> </w:t>
-      </w:r>
-      <w:r>
-        <w:rPr>
-          <w:b/>
-          <w:bCs/>
-        </w:rPr>
-        <w:t xml:space="preserve">suelo»</w:t>
-      </w:r>
-      <w:r>
-        <w:t xml:space="preserve">, para que el técnico sepa qué se hizo la vez anterior y si toca subir.</w:t>
-      </w:r>
-    </w:p>
-    <w:p>
-      <w:pPr>
-        <w:pStyle w:val="Compact"/>
-        <w:numPr>
-          <w:ilvl w:val="0"/>
-          <w:numId w:val="1001"/>
-        </w:numPr>
-      </w:pPr>
-      <w:r>
-        <w:t xml:space="preserve">El acta se sigue compartiendo por el menú de Android, y además</w:t>
-      </w:r>
-      <w:r>
-        <w:t xml:space="preserve"> </w:t>
-      </w:r>
-      <w:r>
-        <w:rPr>
-          <w:b/>
-          <w:bCs/>
-        </w:rPr>
-        <w:t xml:space="preserve">se puede exportar el historial</w:t>
-      </w:r>
-      <w:r>
-        <w:rPr>
-          <w:b/>
-          <w:bCs/>
-        </w:rPr>
-        <w:t xml:space="preserve"> </w:t>
-      </w:r>
-      <w:r>
-        <w:rPr>
-          <w:b/>
-          <w:bCs/>
-        </w:rPr>
-        <w:t xml:space="preserve">completo</w:t>
-      </w:r>
-      <w:r>
-        <w:t xml:space="preserve"> </w:t>
-      </w:r>
-      <w:r>
-        <w:t xml:space="preserve">de una señal.</w:t>
+        <w:t xml:space="preserve">Es un dato</w:t>
+      </w:r>
+      <w:r>
+        <w:t xml:space="preserve"> </w:t>
+      </w:r>
+      <w:r>
+        <w:rPr>
+          <w:b/>
+          <w:bCs/>
+        </w:rPr>
+        <w:t xml:space="preserve">del teléfono</w:t>
+      </w:r>
+      <w:r>
+        <w:t xml:space="preserve">, no de la baliza — al revés que el nombre del colegio, que sí se</w:t>
+      </w:r>
+      <w:r>
+        <w:t xml:space="preserve"> </w:t>
+      </w:r>
+      <w:r>
+        <w:t xml:space="preserve">graba en la EEPROM del poste con</w:t>
+      </w:r>
+      <w:r>
+        <w:t xml:space="preserve"> </w:t>
+      </w:r>
+      <w:r>
+        <w:rPr>
+          <w:rStyle w:val="VerbatimChar"/>
+        </w:rPr>
+        <w:t xml:space="preserve">¿N…?</w:t>
+      </w:r>
+      <w:r>
+        <w:t xml:space="preserve">. Esa distinción está bien vista y conviene mantenerla.</w:t>
       </w:r>
     </w:p>
     <w:p>
@@ -2315,7 +2460,353 @@
         <w:pStyle w:val="FirstParagraph"/>
       </w:pPr>
       <w:r>
-        <w:t xml:space="preserve">Con eso una auditoría puede responder:</w:t>
+        <w:t xml:space="preserve">Pero hay que ser honestos con lo que eso vale:</w:t>
+      </w:r>
+    </w:p>
+    <w:p>
+      <w:pPr>
+        <w:pStyle w:val="BlockText"/>
+      </w:pPr>
+      <w:r>
+        <w:rPr>
+          <w:b/>
+          <w:bCs/>
+        </w:rPr>
+        <w:t xml:space="preserve">Un nombre escrito en una caja de texto es una atribución, no una firma.</w:t>
+      </w:r>
+      <w:r>
+        <w:t xml:space="preserve"> </w:t>
+      </w:r>
+      <w:r>
+        <w:t xml:space="preserve">No da «validez</w:t>
+      </w:r>
+      <w:r>
+        <w:t xml:space="preserve"> </w:t>
+      </w:r>
+      <w:r>
+        <w:t xml:space="preserve">legal»: acredita lo mismo que quien sostiene el teléfono quiera escribir, y se puede cambiar</w:t>
+      </w:r>
+      <w:r>
+        <w:t xml:space="preserve"> </w:t>
+      </w:r>
+      <w:r>
+        <w:t xml:space="preserve">entre una señal y la siguiente sin dejar rastro.</w:t>
+      </w:r>
+    </w:p>
+    <w:p>
+      <w:pPr>
+        <w:pStyle w:val="FirstParagraph"/>
+      </w:pPr>
+      <w:r>
+        <w:t xml:space="preserve">Y hay un detalle que cambia el planteamiento:</w:t>
+      </w:r>
+      <w:r>
+        <w:t xml:space="preserve"> </w:t>
+      </w:r>
+      <w:r>
+        <w:rPr>
+          <w:b/>
+          <w:bCs/>
+        </w:rPr>
+        <w:t xml:space="preserve">la app ya pide usuario y contraseña al entrar</w:t>
+      </w:r>
+      <w:r>
+        <w:t xml:space="preserve"> </w:t>
+      </w:r>
+      <w:r>
+        <w:t xml:space="preserve">(</w:t>
+      </w:r>
+      <w:r>
+        <w:rPr>
+          <w:rStyle w:val="VerbatimChar"/>
+        </w:rPr>
+        <w:t xml:space="preserve">MainActivity</w:t>
+      </w:r>
+      <w:r>
+        <w:t xml:space="preserve">). Solo que hoy esa pantalla es decorativa para identificar a nadie — acepta</w:t>
+      </w:r>
+      <w:r>
+        <w:t xml:space="preserve"> </w:t>
+      </w:r>
+      <w:r>
+        <w:t xml:space="preserve">únicamente</w:t>
+      </w:r>
+      <w:r>
+        <w:t xml:space="preserve"> </w:t>
+      </w:r>
+      <w:r>
+        <w:rPr>
+          <w:rStyle w:val="VerbatimChar"/>
+        </w:rPr>
+        <w:t xml:space="preserve">admin</w:t>
+      </w:r>
+      <w:r>
+        <w:t xml:space="preserve"> </w:t>
+      </w:r>
+      <w:r>
+        <w:t xml:space="preserve">/</w:t>
+      </w:r>
+      <w:r>
+        <w:t xml:space="preserve"> </w:t>
+      </w:r>
+      <w:r>
+        <w:rPr>
+          <w:rStyle w:val="VerbatimChar"/>
+        </w:rPr>
+        <w:t xml:space="preserve">admin</w:t>
+      </w:r>
+      <w:r>
+        <w:t xml:space="preserve">, y</w:t>
+      </w:r>
+      <w:r>
+        <w:t xml:space="preserve"> </w:t>
+      </w:r>
+      <w:r>
+        <w:rPr>
+          <w:b/>
+          <w:bCs/>
+        </w:rPr>
+        <w:t xml:space="preserve">el nombre de usuario se descarta</w:t>
+      </w:r>
+      <w:r>
+        <w:t xml:space="preserve">: no se pasa a la pantalla</w:t>
+      </w:r>
+      <w:r>
+        <w:t xml:space="preserve"> </w:t>
+      </w:r>
+      <w:r>
+        <w:t xml:space="preserve">principal, no se guarda, no aparece en el acta.</w:t>
+      </w:r>
+    </w:p>
+    <w:p>
+      <w:pPr>
+        <w:pStyle w:val="BodyText"/>
+      </w:pPr>
+      <w:r>
+        <w:t xml:space="preserve">Así que la decisión no es «¿añadimos un campo?» sino</w:t>
+      </w:r>
+      <w:r>
+        <w:t xml:space="preserve"> </w:t>
+      </w:r>
+      <w:r>
+        <w:rPr>
+          <w:b/>
+          <w:bCs/>
+        </w:rPr>
+        <w:t xml:space="preserve">de dónde sale la identidad</w:t>
+      </w:r>
+      <w:r>
+        <w:t xml:space="preserve">:</w:t>
+      </w:r>
+    </w:p>
+    <w:tbl>
+      <w:tblPr>
+        <w:tblStyle w:val="Table"/>
+        <w:tblW w:type="auto" w:w="0"/>
+        <w:tblLook w:firstRow="1" w:lastRow="0" w:firstColumn="0" w:lastColumn="0" w:noHBand="0" w:noVBand="0" w:val="0020"/>
+      </w:tblPr>
+      <w:tblGrid>
+        <w:gridCol w:w="2640"/>
+        <w:gridCol w:w="2640"/>
+        <w:gridCol w:w="2640"/>
+      </w:tblGrid>
+      <w:tr>
+        <w:trPr>
+          <w:tblHeader w:val="on"/>
+        </w:trPr>
+        <w:tc>
+          <w:tcPr/>
+          <w:p>
+            <w:pPr>
+              <w:pStyle w:val="Compact"/>
+            </w:pPr>
+            <w:r>
+              <w:t xml:space="preserve">Opción</w:t>
+            </w:r>
+          </w:p>
+        </w:tc>
+        <w:tc>
+          <w:tcPr/>
+          <w:p>
+            <w:pPr>
+              <w:pStyle w:val="Compact"/>
+            </w:pPr>
+            <w:r>
+              <w:t xml:space="preserve">Qué acredita</w:t>
+            </w:r>
+          </w:p>
+        </w:tc>
+        <w:tc>
+          <w:tcPr/>
+          <w:p>
+            <w:pPr>
+              <w:pStyle w:val="Compact"/>
+            </w:pPr>
+            <w:r>
+              <w:t xml:space="preserve">Coste</w:t>
+            </w:r>
+          </w:p>
+        </w:tc>
+      </w:tr>
+      <w:tr>
+        <w:tc>
+          <w:tcPr/>
+          <w:p>
+            <w:pPr>
+              <w:pStyle w:val="Compact"/>
+            </w:pPr>
+            <w:r>
+              <w:rPr>
+                <w:b/>
+                <w:bCs/>
+              </w:rPr>
+              <w:t xml:space="preserve">A. Campo de texto libre</w:t>
+            </w:r>
+            <w:r>
+              <w:t xml:space="preserve">, autoguardado</w:t>
+            </w:r>
+          </w:p>
+        </w:tc>
+        <w:tc>
+          <w:tcPr/>
+          <w:p>
+            <w:pPr>
+              <w:pStyle w:val="Compact"/>
+            </w:pPr>
+            <w:r>
+              <w:t xml:space="preserve">Atribución. Suficiente si solo se quiere saber a quién preguntar</w:t>
+            </w:r>
+          </w:p>
+        </w:tc>
+        <w:tc>
+          <w:tcPr/>
+          <w:p>
+            <w:pPr>
+              <w:pStyle w:val="Compact"/>
+            </w:pPr>
+            <w:r>
+              <w:t xml:space="preserve">Bajo. Es lo propuesto</w:t>
+            </w:r>
+          </w:p>
+        </w:tc>
+      </w:tr>
+      <w:tr>
+        <w:tc>
+          <w:tcPr/>
+          <w:p>
+            <w:pPr>
+              <w:pStyle w:val="Compact"/>
+            </w:pPr>
+            <w:r>
+              <w:rPr>
+                <w:b/>
+                <w:bCs/>
+              </w:rPr>
+              <w:t xml:space="preserve">B. Usar el login que ya existe</w:t>
+            </w:r>
+            <w:r>
+              <w:t xml:space="preserve">, con una credencial por técnico o cuadrilla</w:t>
+            </w:r>
+          </w:p>
+        </w:tc>
+        <w:tc>
+          <w:tcPr/>
+          <w:p>
+            <w:pPr>
+              <w:pStyle w:val="Compact"/>
+            </w:pPr>
+            <w:r>
+              <w:t xml:space="preserve">Quién entró a la app, no solo quién dice haber ido</w:t>
+            </w:r>
+          </w:p>
+        </w:tc>
+        <w:tc>
+          <w:tcPr/>
+          <w:p>
+            <w:pPr>
+              <w:pStyle w:val="Compact"/>
+            </w:pPr>
+            <w:r>
+              <w:t xml:space="preserve">Medio: hay que gestionar credenciales</w:t>
+            </w:r>
+          </w:p>
+        </w:tc>
+      </w:tr>
+      <w:tr>
+        <w:tc>
+          <w:tcPr/>
+          <w:p>
+            <w:pPr>
+              <w:pStyle w:val="Compact"/>
+            </w:pPr>
+            <w:r>
+              <w:rPr>
+                <w:b/>
+                <w:bCs/>
+              </w:rPr>
+              <w:t xml:space="preserve">C. Las dos</w:t>
+            </w:r>
+            <w:r>
+              <w:t xml:space="preserve">: identidad del login, y el campo solo para anotar la cuadrilla</w:t>
+            </w:r>
+          </w:p>
+        </w:tc>
+        <w:tc>
+          <w:tcPr/>
+          <w:p>
+            <w:pPr>
+              <w:pStyle w:val="Compact"/>
+            </w:pPr>
+            <w:r>
+              <w:t xml:space="preserve">Lo mismo que B, con contexto</w:t>
+            </w:r>
+          </w:p>
+        </w:tc>
+        <w:tc>
+          <w:tcPr/>
+          <w:p>
+            <w:pPr>
+              <w:pStyle w:val="Compact"/>
+            </w:pPr>
+            <w:r>
+              <w:t xml:space="preserve">Medio</w:t>
+            </w:r>
+          </w:p>
+        </w:tc>
+      </w:tr>
+    </w:tbl>
+    <w:p>
+      <w:pPr>
+        <w:pStyle w:val="Heading3"/>
+      </w:pPr>
+      <w:bookmarkStart w:id="25" w:name="decidido-opción-a--22-ago-2026"/>
+      <w:r>
+        <w:t xml:space="preserve">Decidido: opción A — 22-ago-2026</w:t>
+      </w:r>
+      <w:bookmarkEnd w:id="25"/>
+    </w:p>
+    <w:p>
+      <w:pPr>
+        <w:pStyle w:val="BlockText"/>
+      </w:pPr>
+      <w:r>
+        <w:rPr>
+          <w:b/>
+          <w:bCs/>
+        </w:rPr>
+        <w:t xml:space="preserve">Se queda el campo de texto.</w:t>
+      </w:r>
+      <w:r>
+        <w:t xml:space="preserve"> </w:t>
+      </w:r>
+      <w:r>
+        <w:t xml:space="preserve">El motivo lo puso el responsable y es el que zanja la</w:t>
+      </w:r>
+      <w:r>
+        <w:t xml:space="preserve"> </w:t>
+      </w:r>
+      <w:r>
+        <w:t xml:space="preserve">discusión:</w:t>
       </w:r>
       <w:r>
         <w:t xml:space="preserve"> </w:t>
@@ -2325,45 +2816,153 @@
           <w:i/>
           <w:iCs/>
         </w:rPr>
-        <w:t xml:space="preserve">¿cuándo se inspeccionó esta señal por última vez, quién,</w:t>
-      </w:r>
-      <w:r>
-        <w:rPr>
-          <w:i/>
-          <w:iCs/>
-        </w:rPr>
-        <w:t xml:space="preserve"> </w:t>
-      </w:r>
-      <w:r>
-        <w:rPr>
-          <w:i/>
-          <w:iCs/>
-        </w:rPr>
-        <w:t xml:space="preserve">qué comprobó y qué quedó sin comprobar?</w:t>
-      </w:r>
-      <w:r>
-        <w:t xml:space="preserve"> </w:t>
-      </w:r>
-      <w:r>
-        <w:t xml:space="preserve">Hoy no puede responder ninguna de las cuatro.</w:t>
-      </w:r>
-    </w:p>
-    <w:p>
-      <w:r>
-        <w:pict>
-          <v:rect style="width:0;height:1.5pt" o:hralign="center" o:hrstd="t" o:hr="t"/>
-        </w:pict>
-      </w:r>
-    </w:p>
-    <w:bookmarkEnd w:id="25"/>
+        <w:t xml:space="preserve">si nos metemos con usuarios, acabamos dejando uno para todo.</w:t>
+      </w:r>
+    </w:p>
+    <w:p>
+      <w:pPr>
+        <w:pStyle w:val="BlockText"/>
+      </w:pPr>
+      <w:r>
+        <w:t xml:space="preserve">Y tiene razón, porque eso ya pasó: hoy la app tiene login y</w:t>
+      </w:r>
+      <w:r>
+        <w:t xml:space="preserve"> </w:t>
+      </w:r>
+      <w:r>
+        <w:rPr>
+          <w:b/>
+          <w:bCs/>
+        </w:rPr>
+        <w:t xml:space="preserve">todo el mundo entra como</w:t>
+      </w:r>
+      <w:r>
+        <w:rPr>
+          <w:b/>
+          <w:bCs/>
+        </w:rPr>
+        <w:t xml:space="preserve"> </w:t>
+      </w:r>
+      <w:r>
+        <w:rPr>
+          <w:rStyle w:val="VerbatimChar"/>
+          <w:b/>
+          <w:bCs/>
+        </w:rPr>
+        <w:t xml:space="preserve">admin</w:t>
+      </w:r>
+      <w:r>
+        <w:t xml:space="preserve">. Una credencial compartida no acredita a nadie — solo añade una pantalla más y la</w:t>
+      </w:r>
+      <w:r>
+        <w:t xml:space="preserve"> </w:t>
+      </w:r>
+      <w:r>
+        <w:t xml:space="preserve">ilusión de control. Las credenciales por técnico degeneran en credencial compartida en cuanto</w:t>
+      </w:r>
+      <w:r>
+        <w:t xml:space="preserve"> </w:t>
+      </w:r>
+      <w:r>
+        <w:t xml:space="preserve">hay prisa, una cuadrilla presta el teléfono o alguien olvida la suya.</w:t>
+      </w:r>
+    </w:p>
+    <w:p>
+      <w:pPr>
+        <w:pStyle w:val="BlockText"/>
+      </w:pPr>
+      <w:r>
+        <w:t xml:space="preserve">Así que se elige lo que de verdad aporta —saber a quién preguntar— y</w:t>
+      </w:r>
+      <w:r>
+        <w:t xml:space="preserve"> </w:t>
+      </w:r>
+      <w:r>
+        <w:rPr>
+          <w:b/>
+          <w:bCs/>
+        </w:rPr>
+        <w:t xml:space="preserve">se le llama por su</w:t>
+      </w:r>
+      <w:r>
+        <w:rPr>
+          <w:b/>
+          <w:bCs/>
+        </w:rPr>
+        <w:t xml:space="preserve"> </w:t>
+      </w:r>
+      <w:r>
+        <w:rPr>
+          <w:b/>
+          <w:bCs/>
+        </w:rPr>
+        <w:t xml:space="preserve">nombre: atribución, no firma</w:t>
+      </w:r>
+      <w:r>
+        <w:t xml:space="preserve">. El acta no dirá «firmado por»; dirá «inspección realizada</w:t>
+      </w:r>
+      <w:r>
+        <w:t xml:space="preserve"> </w:t>
+      </w:r>
+      <w:r>
+        <w:t xml:space="preserve">por», que es lo que un campo de texto puede sostener.</w:t>
+      </w:r>
+    </w:p>
+    <w:p>
+      <w:pPr>
+        <w:pStyle w:val="BlockText"/>
+      </w:pPr>
+      <w:r>
+        <w:t xml:space="preserve">Si algún día la interventoría exige acreditar identidad, eso no se arregla con un login: se</w:t>
+      </w:r>
+      <w:r>
+        <w:t xml:space="preserve"> </w:t>
+      </w:r>
+      <w:r>
+        <w:t xml:space="preserve">arregla con un acta que salga del teléfono a un sitio que el técnico no controle. Eso es otro</w:t>
+      </w:r>
+      <w:r>
+        <w:t xml:space="preserve"> </w:t>
+      </w:r>
+      <w:r>
+        <w:t xml:space="preserve">proyecto y hoy no está sobre la mesa.</w:t>
+      </w:r>
+    </w:p>
+    <w:p>
+      <w:pPr>
+        <w:pStyle w:val="FirstParagraph"/>
+      </w:pPr>
+      <w:r>
+        <w:t xml:space="preserve">Sea cual sea, en el acta va</w:t>
+      </w:r>
+      <w:r>
+        <w:t xml:space="preserve"> </w:t>
+      </w:r>
+      <w:r>
+        <w:rPr>
+          <w:b/>
+          <w:bCs/>
+        </w:rPr>
+        <w:t xml:space="preserve">al lado de lo no verificado</w:t>
+      </w:r>
+      <w:r>
+        <w:t xml:space="preserve">, no debajo de un «señal aprobada»:</w:t>
+      </w:r>
+      <w:r>
+        <w:t xml:space="preserve"> </w:t>
+      </w:r>
+      <w:r>
+        <w:t xml:space="preserve">quien firma, firma también lo que no pudo comprobar.</w:t>
+      </w:r>
+    </w:p>
     <w:bookmarkEnd w:id="26"/>
-    <w:bookmarkStart w:id="27" w:name="Xfe79f863c4d61cc5332fc10b942ddcabffb356b"/>
-    <w:p>
-      <w:pPr>
-        <w:pStyle w:val="Heading2"/>
-      </w:pPr>
-      <w:r>
-        <w:t xml:space="preserve">5. Lo que hace falta decidir antes de implementar</w:t>
+    <w:bookmarkStart w:id="27" w:name="Xaba87893ea1b035f00985f99646e3499b8bf97d"/>
+    <w:p>
+      <w:pPr>
+        <w:pStyle w:val="Heading3"/>
+      </w:pPr>
+      <w:r>
+        <w:t xml:space="preserve">4.5 Dónde se guarda</w:t>
       </w:r>
     </w:p>
     <w:p>
@@ -2371,7 +2970,7 @@
         <w:pStyle w:val="FirstParagraph"/>
       </w:pPr>
       <w:r>
-        <w:t xml:space="preserve">No lo decide quien programa:</w:t>
+        <w:t xml:space="preserve">Propuesta mínima que ya resuelve la auditoría, sin servidor ni conectividad:</w:t>
       </w:r>
     </w:p>
     <w:p>
@@ -2383,23 +2982,34 @@
         </w:numPr>
       </w:pPr>
       <w:r>
-        <w:rPr>
-          <w:b/>
-          <w:bCs/>
-        </w:rPr>
-        <w:t xml:space="preserve">¿Los 12 puntos son los correctos?</w:t>
-      </w:r>
-      <w:r>
-        <w:t xml:space="preserve"> </w:t>
-      </w:r>
-      <w:r>
-        <w:t xml:space="preserve">Los he derivado de la tarjeta y del manual actual, pero</w:t>
-      </w:r>
-      <w:r>
-        <w:t xml:space="preserve"> </w:t>
-      </w:r>
-      <w:r>
-        <w:t xml:space="preserve">quien mantiene estas señales sabrá si falta alguno o sobra.</w:t>
+        <w:t xml:space="preserve">Cada inspección se guarda en el teléfono como un registro con</w:t>
+      </w:r>
+      <w:r>
+        <w:t xml:space="preserve"> </w:t>
+      </w:r>
+      <w:r>
+        <w:rPr>
+          <w:b/>
+          <w:bCs/>
+        </w:rPr>
+        <w:t xml:space="preserve">fecha, MAC, nombre de la</w:t>
+      </w:r>
+      <w:r>
+        <w:rPr>
+          <w:b/>
+          <w:bCs/>
+        </w:rPr>
+        <w:t xml:space="preserve"> </w:t>
+      </w:r>
+      <w:r>
+        <w:rPr>
+          <w:b/>
+          <w:bCs/>
+        </w:rPr>
+        <w:t xml:space="preserve">señal, modalidad, checklist completo y la telemetría de ese momento</w:t>
+      </w:r>
+      <w:r>
+        <w:t xml:space="preserve">.</w:t>
       </w:r>
     </w:p>
     <w:p>
@@ -2411,36 +3021,20 @@
         </w:numPr>
       </w:pPr>
       <w:r>
-        <w:rPr>
-          <w:b/>
-          <w:bCs/>
-        </w:rPr>
-        <w:t xml:space="preserve">¿Cada cuánto toca subir?</w:t>
-      </w:r>
-      <w:r>
-        <w:t xml:space="preserve"> </w:t>
-      </w:r>
-      <w:r>
-        <w:t xml:space="preserve">Si la norma o el contrato fijan una periodicidad para el</w:t>
-      </w:r>
-      <w:r>
-        <w:t xml:space="preserve"> </w:t>
-      </w:r>
-      <w:r>
-        <w:t xml:space="preserve">mantenimiento físico, la app puede avisar:</w:t>
-      </w:r>
-      <w:r>
-        <w:t xml:space="preserve"> </w:t>
-      </w:r>
-      <w:r>
-        <w:rPr>
-          <w:i/>
-          <w:iCs/>
-        </w:rPr>
-        <w:t xml:space="preserve">«última inspección en altura hace 8 meses»</w:t>
-      </w:r>
-      <w:r>
-        <w:t xml:space="preserve">.</w:t>
+        <w:t xml:space="preserve">Se indexan</w:t>
+      </w:r>
+      <w:r>
+        <w:t xml:space="preserve"> </w:t>
+      </w:r>
+      <w:r>
+        <w:rPr>
+          <w:b/>
+          <w:bCs/>
+        </w:rPr>
+        <w:t xml:space="preserve">por MAC</w:t>
+      </w:r>
+      <w:r>
+        <w:t xml:space="preserve">, que es lo único que identifica físicamente a una baliza.</w:t>
       </w:r>
     </w:p>
     <w:p>
@@ -2452,23 +3046,34 @@
         </w:numPr>
       </w:pPr>
       <w:r>
-        <w:rPr>
-          <w:b/>
-          <w:bCs/>
-        </w:rPr>
-        <w:t xml:space="preserve">¿Hace falta identificar al técnico?</w:t>
-      </w:r>
-      <w:r>
-        <w:t xml:space="preserve"> </w:t>
-      </w:r>
-      <w:r>
-        <w:t xml:space="preserve">Un acta sin firma no acredita quién la hizo. Si se</w:t>
-      </w:r>
-      <w:r>
-        <w:t xml:space="preserve"> </w:t>
-      </w:r>
-      <w:r>
-        <w:t xml:space="preserve">necesita, hay que decidir cómo — usuario y clave, o un campo de nombre y cédula.</w:t>
+        <w:t xml:space="preserve">Al conectar con una señal, la app muestra</w:t>
+      </w:r>
+      <w:r>
+        <w:t xml:space="preserve"> </w:t>
+      </w:r>
+      <w:r>
+        <w:rPr>
+          <w:b/>
+          <w:bCs/>
+        </w:rPr>
+        <w:t xml:space="preserve">«Última inspección: 12-ago-2026, a nivel de</w:t>
+      </w:r>
+      <w:r>
+        <w:rPr>
+          <w:b/>
+          <w:bCs/>
+        </w:rPr>
+        <w:t xml:space="preserve"> </w:t>
+      </w:r>
+      <w:r>
+        <w:rPr>
+          <w:b/>
+          <w:bCs/>
+        </w:rPr>
+        <w:t xml:space="preserve">suelo»</w:t>
+      </w:r>
+      <w:r>
+        <w:t xml:space="preserve">, para que el técnico sepa qué se hizo la vez anterior y si toca subir.</w:t>
       </w:r>
     </w:p>
     <w:p>
@@ -2480,51 +3085,75 @@
         </w:numPr>
       </w:pPr>
       <w:r>
-        <w:rPr>
-          <w:b/>
-          <w:bCs/>
-        </w:rPr>
-        <w:t xml:space="preserve">¿El historial se queda en el teléfono o tiene que salir?</w:t>
-      </w:r>
-      <w:r>
-        <w:t xml:space="preserve"> </w:t>
-      </w:r>
-      <w:r>
-        <w:t xml:space="preserve">Si el teléfono se pierde o se</w:t>
-      </w:r>
-      <w:r>
-        <w:t xml:space="preserve"> </w:t>
-      </w:r>
-      <w:r>
-        <w:t xml:space="preserve">cambia, el historial se va con él. Exportarlo periódicamente resuelve el caso simple.</w:t>
-      </w:r>
-    </w:p>
-    <w:p>
-      <w:pPr>
-        <w:pStyle w:val="Compact"/>
-        <w:numPr>
-          <w:ilvl w:val="0"/>
-          <w:numId w:val="1002"/>
-        </w:numPr>
-      </w:pPr>
-      <w:r>
-        <w:rPr>
-          <w:b/>
-          <w:bCs/>
-        </w:rPr>
-        <w:t xml:space="preserve">¿Quién consulta esto?</w:t>
-      </w:r>
-      <w:r>
-        <w:t xml:space="preserve"> </w:t>
-      </w:r>
-      <w:r>
-        <w:t xml:space="preserve">De la respuesta depende el formato: no es lo mismo para el técnico</w:t>
-      </w:r>
-      <w:r>
-        <w:t xml:space="preserve"> </w:t>
-      </w:r>
-      <w:r>
-        <w:t xml:space="preserve">en el poste que para una auditoría externa.</w:t>
+        <w:t xml:space="preserve">El acta se sigue compartiendo por el menú de Android, y además</w:t>
+      </w:r>
+      <w:r>
+        <w:t xml:space="preserve"> </w:t>
+      </w:r>
+      <w:r>
+        <w:rPr>
+          <w:b/>
+          <w:bCs/>
+        </w:rPr>
+        <w:t xml:space="preserve">se puede exportar el historial</w:t>
+      </w:r>
+      <w:r>
+        <w:rPr>
+          <w:b/>
+          <w:bCs/>
+        </w:rPr>
+        <w:t xml:space="preserve"> </w:t>
+      </w:r>
+      <w:r>
+        <w:rPr>
+          <w:b/>
+          <w:bCs/>
+        </w:rPr>
+        <w:t xml:space="preserve">completo</w:t>
+      </w:r>
+      <w:r>
+        <w:t xml:space="preserve"> </w:t>
+      </w:r>
+      <w:r>
+        <w:t xml:space="preserve">de una señal.</w:t>
+      </w:r>
+    </w:p>
+    <w:p>
+      <w:pPr>
+        <w:pStyle w:val="FirstParagraph"/>
+      </w:pPr>
+      <w:r>
+        <w:t xml:space="preserve">Con eso una auditoría puede responder:</w:t>
+      </w:r>
+      <w:r>
+        <w:t xml:space="preserve"> </w:t>
+      </w:r>
+      <w:r>
+        <w:rPr>
+          <w:i/>
+          <w:iCs/>
+        </w:rPr>
+        <w:t xml:space="preserve">¿cuándo se inspeccionó esta señal por última vez, quién,</w:t>
+      </w:r>
+      <w:r>
+        <w:rPr>
+          <w:i/>
+          <w:iCs/>
+        </w:rPr>
+        <w:t xml:space="preserve"> </w:t>
+      </w:r>
+      <w:r>
+        <w:rPr>
+          <w:i/>
+          <w:iCs/>
+        </w:rPr>
+        <w:t xml:space="preserve">qué comprobó y qué quedó sin comprobar?</w:t>
+      </w:r>
+      <w:r>
+        <w:t xml:space="preserve"> </w:t>
+      </w:r>
+      <w:r>
+        <w:t xml:space="preserve">Hoy no puede responder ninguna de las cuatro.</w:t>
       </w:r>
     </w:p>
     <w:p>
@@ -2535,13 +3164,14 @@
       </w:r>
     </w:p>
     <w:bookmarkEnd w:id="27"/>
-    <w:bookmarkStart w:id="28" w:name="Xd3d31def92168653e200962eb7a6d2e28e29a2a"/>
+    <w:bookmarkEnd w:id="28"/>
+    <w:bookmarkStart w:id="29" w:name="Xfe79f863c4d61cc5332fc10b942ddcabffb356b"/>
     <w:p>
       <w:pPr>
         <w:pStyle w:val="Heading2"/>
       </w:pPr>
       <w:r>
-        <w:t xml:space="preserve">6. El emulador web es la causa de fondo, y hay que decidir qué se hace con él</w:t>
+        <w:t xml:space="preserve">5. Lo que hace falta decidir antes de implementar</w:t>
       </w:r>
     </w:p>
     <w:p>
@@ -2549,66 +3179,7 @@
         <w:pStyle w:val="FirstParagraph"/>
       </w:pPr>
       <w:r>
-        <w:t xml:space="preserve">Varias funciones se «vieron funcionando» en las demos sin existir nunca en el APK, porque lo que</w:t>
-      </w:r>
-      <w:r>
-        <w:t xml:space="preserve"> </w:t>
-      </w:r>
-      <w:r>
-        <w:t xml:space="preserve">se enseñaba era</w:t>
-      </w:r>
-      <w:r>
-        <w:t xml:space="preserve"> </w:t>
-      </w:r>
-      <w:r>
-        <w:rPr>
-          <w:b/>
-          <w:bCs/>
-        </w:rPr>
-        <w:t xml:space="preserve">el emulador web</w:t>
-      </w:r>
-      <w:r>
-        <w:t xml:space="preserve"> </w:t>
-      </w:r>
-      <w:r>
-        <w:t xml:space="preserve">(</w:t>
-      </w:r>
-      <w:r>
-        <w:rPr>
-          <w:rStyle w:val="VerbatimChar"/>
-        </w:rPr>
-        <w:t xml:space="preserve">4 Simulador/emulador_app/index.html</w:t>
-      </w:r>
-      <w:r>
-        <w:t xml:space="preserve">), no la aplicación. El</w:t>
-      </w:r>
-      <w:r>
-        <w:t xml:space="preserve"> </w:t>
-      </w:r>
-      <w:r>
-        <w:t xml:space="preserve">selector suelo/altura es el caso claro: su commit tocó ese único fichero.</w:t>
-      </w:r>
-    </w:p>
-    <w:p>
-      <w:pPr>
-        <w:pStyle w:val="BodyText"/>
-      </w:pPr>
-      <w:r>
-        <w:t xml:space="preserve">Ahora la divergencia va en sentido contrario — el emulador se quedó con el 1-Toque viejo y no</w:t>
-      </w:r>
-      <w:r>
-        <w:t xml:space="preserve"> </w:t>
-      </w:r>
-      <w:r>
-        <w:t xml:space="preserve">tiene ni las cuatro franjas ni el receso.</w:t>
-      </w:r>
-    </w:p>
-    <w:p>
-      <w:pPr>
-        <w:pStyle w:val="BodyText"/>
-      </w:pPr>
-      <w:r>
-        <w:t xml:space="preserve">Hay dos salidas y conviene elegir una a conciencia:</w:t>
+        <w:t xml:space="preserve">No lo decide quien programa:</w:t>
       </w:r>
     </w:p>
     <w:p>
@@ -2624,41 +3195,19 @@
           <w:b/>
           <w:bCs/>
         </w:rPr>
-        <w:t xml:space="preserve">Mantenerlo sincronizado</w:t>
-      </w:r>
-      <w:r>
-        <w:t xml:space="preserve"> </w:t>
-      </w:r>
-      <w:r>
-        <w:t xml:space="preserve">con la app. Da una pantalla cómoda para enseñar y para probar</w:t>
-      </w:r>
-      <w:r>
-        <w:t xml:space="preserve"> </w:t>
-      </w:r>
-      <w:r>
-        <w:t xml:space="preserve">contra el firmware sin teléfono, pero</w:t>
-      </w:r>
-      <w:r>
-        <w:t xml:space="preserve"> </w:t>
-      </w:r>
-      <w:r>
-        <w:rPr>
-          <w:b/>
-          <w:bCs/>
-        </w:rPr>
-        <w:t xml:space="preserve">duplica el trabajo en cada cambio</w:t>
-      </w:r>
-      <w:r>
-        <w:t xml:space="preserve"> </w:t>
-      </w:r>
-      <w:r>
-        <w:t xml:space="preserve">y la divergencia</w:t>
-      </w:r>
-      <w:r>
-        <w:t xml:space="preserve"> </w:t>
-      </w:r>
-      <w:r>
-        <w:t xml:space="preserve">volverá en cuanto alguien tenga prisa.</w:t>
+        <w:t xml:space="preserve">¿Los 16 puntos son los correctos?</w:t>
+      </w:r>
+      <w:r>
+        <w:t xml:space="preserve"> </w:t>
+      </w:r>
+      <w:r>
+        <w:t xml:space="preserve">Los he derivado de la tarjeta y del manual actual, pero</w:t>
+      </w:r>
+      <w:r>
+        <w:t xml:space="preserve"> </w:t>
+      </w:r>
+      <w:r>
+        <w:t xml:space="preserve">quien mantiene estas señales sabrá si falta alguno o sobra.</w:t>
       </w:r>
     </w:p>
     <w:p>
@@ -2674,43 +3223,88 @@
           <w:b/>
           <w:bCs/>
         </w:rPr>
-        <w:t xml:space="preserve">Degradarlo a banco de pruebas del protocolo</w:t>
-      </w:r>
-      <w:r>
-        <w:t xml:space="preserve">, sin pretensión de parecerse a la app: sirve</w:t>
-      </w:r>
-      <w:r>
-        <w:t xml:space="preserve"> </w:t>
-      </w:r>
-      <w:r>
-        <w:t xml:space="preserve">para ejercitar tramas contra el firmware, y se deja de usar para enseñar la interfaz.</w:t>
-      </w:r>
-    </w:p>
-    <w:p>
-      <w:pPr>
-        <w:pStyle w:val="FirstParagraph"/>
-      </w:pPr>
-      <w:r>
-        <w:t xml:space="preserve">Sea cual sea,</w:t>
-      </w:r>
-      <w:r>
-        <w:t xml:space="preserve"> </w:t>
-      </w:r>
-      <w:r>
-        <w:rPr>
-          <w:b/>
-          <w:bCs/>
-        </w:rPr>
-        <w:t xml:space="preserve">la regla que falta es la misma</w:t>
-      </w:r>
-      <w:r>
-        <w:t xml:space="preserve">: una función no está hecha hasta que está en el</w:t>
-      </w:r>
-      <w:r>
-        <w:t xml:space="preserve"> </w:t>
-      </w:r>
-      <w:r>
-        <w:t xml:space="preserve">APK. El emulador no cuenta como implementación, y las demos deberían hacerse sobre el APK.</w:t>
+        <w:t xml:space="preserve">¿Cada cuánto toca subir?</w:t>
+      </w:r>
+      <w:r>
+        <w:t xml:space="preserve"> </w:t>
+      </w:r>
+      <w:r>
+        <w:t xml:space="preserve">Si la norma o el contrato fijan una periodicidad para el</w:t>
+      </w:r>
+      <w:r>
+        <w:t xml:space="preserve"> </w:t>
+      </w:r>
+      <w:r>
+        <w:t xml:space="preserve">mantenimiento físico, la app puede avisar:</w:t>
+      </w:r>
+      <w:r>
+        <w:t xml:space="preserve"> </w:t>
+      </w:r>
+      <w:r>
+        <w:rPr>
+          <w:i/>
+          <w:iCs/>
+        </w:rPr>
+        <w:t xml:space="preserve">«última inspección en altura hace 8 meses»</w:t>
+      </w:r>
+      <w:r>
+        <w:t xml:space="preserve">.</w:t>
+      </w:r>
+    </w:p>
+    <w:p>
+      <w:pPr>
+        <w:pStyle w:val="Compact"/>
+        <w:numPr>
+          <w:ilvl w:val="0"/>
+          <w:numId w:val="1003"/>
+        </w:numPr>
+      </w:pPr>
+      <w:r>
+        <w:rPr>
+          <w:b/>
+          <w:bCs/>
+        </w:rPr>
+        <w:t xml:space="preserve">¿El historial se queda en el teléfono o tiene que salir?</w:t>
+      </w:r>
+      <w:r>
+        <w:t xml:space="preserve"> </w:t>
+      </w:r>
+      <w:r>
+        <w:t xml:space="preserve">Si el teléfono se pierde o se</w:t>
+      </w:r>
+      <w:r>
+        <w:t xml:space="preserve"> </w:t>
+      </w:r>
+      <w:r>
+        <w:t xml:space="preserve">cambia, el historial se va con él. Exportarlo periódicamente resuelve el caso simple.</w:t>
+      </w:r>
+    </w:p>
+    <w:p>
+      <w:pPr>
+        <w:pStyle w:val="Compact"/>
+        <w:numPr>
+          <w:ilvl w:val="0"/>
+          <w:numId w:val="1003"/>
+        </w:numPr>
+      </w:pPr>
+      <w:r>
+        <w:rPr>
+          <w:b/>
+          <w:bCs/>
+        </w:rPr>
+        <w:t xml:space="preserve">¿Quién consulta esto?</w:t>
+      </w:r>
+      <w:r>
+        <w:t xml:space="preserve"> </w:t>
+      </w:r>
+      <w:r>
+        <w:t xml:space="preserve">De la respuesta depende el formato: no es lo mismo para el técnico</w:t>
+      </w:r>
+      <w:r>
+        <w:t xml:space="preserve"> </w:t>
+      </w:r>
+      <w:r>
+        <w:t xml:space="preserve">en el poste que para una auditoría externa.</w:t>
       </w:r>
     </w:p>
     <w:p>
@@ -2720,14 +3314,14 @@
         </w:pict>
       </w:r>
     </w:p>
-    <w:bookmarkEnd w:id="28"/>
-    <w:bookmarkStart w:id="29" w:name="X0781ceb7d50bc350b271aa8082c13fe713346ea"/>
+    <w:bookmarkEnd w:id="29"/>
+    <w:bookmarkStart w:id="30" w:name="Xd3d31def92168653e200962eb7a6d2e28e29a2a"/>
     <w:p>
       <w:pPr>
         <w:pStyle w:val="Heading2"/>
       </w:pPr>
       <w:r>
-        <w:t xml:space="preserve">7. Coste</w:t>
+        <w:t xml:space="preserve">6. El emulador web es la causa de fondo, y hay que decidir qué se hace con él</w:t>
       </w:r>
     </w:p>
     <w:p>
@@ -2735,64 +3329,66 @@
         <w:pStyle w:val="FirstParagraph"/>
       </w:pPr>
       <w:r>
-        <w:t xml:space="preserve">Todo lo anterior es</w:t>
-      </w:r>
-      <w:r>
-        <w:t xml:space="preserve"> </w:t>
-      </w:r>
-      <w:r>
-        <w:rPr>
-          <w:b/>
-          <w:bCs/>
-        </w:rPr>
-        <w:t xml:space="preserve">de la aplicación</w:t>
-      </w:r>
-      <w:r>
-        <w:t xml:space="preserve">.</w:t>
-      </w:r>
-      <w:r>
-        <w:t xml:space="preserve"> </w:t>
-      </w:r>
-      <w:r>
-        <w:rPr>
-          <w:b/>
-          <w:bCs/>
-        </w:rPr>
-        <w:t xml:space="preserve">No requiere tocar el firmware ni volver a grabar</w:t>
-      </w:r>
-      <w:r>
-        <w:rPr>
-          <w:b/>
-          <w:bCs/>
-        </w:rPr>
-        <w:t xml:space="preserve"> </w:t>
-      </w:r>
-      <w:r>
-        <w:rPr>
-          <w:b/>
-          <w:bCs/>
-        </w:rPr>
-        <w:t xml:space="preserve">ningún PIC</w:t>
-      </w:r>
-      <w:r>
-        <w:t xml:space="preserve">: la baliza ya entrega la telemetría que hace falta.</w:t>
-      </w:r>
-    </w:p>
-    <w:p>
-      <w:r>
-        <w:pict>
-          <v:rect style="width:0;height:1.5pt" o:hralign="center" o:hrstd="t" o:hr="t"/>
-        </w:pict>
-      </w:r>
-    </w:p>
-    <w:bookmarkEnd w:id="29"/>
-    <w:bookmarkStart w:id="33" w:name="referencias"/>
-    <w:p>
-      <w:pPr>
-        <w:pStyle w:val="Heading2"/>
-      </w:pPr>
-      <w:r>
-        <w:t xml:space="preserve">Referencias</w:t>
+        <w:t xml:space="preserve">Varias funciones se «vieron funcionando» en las demos sin existir nunca en el APK, porque lo que</w:t>
+      </w:r>
+      <w:r>
+        <w:t xml:space="preserve"> </w:t>
+      </w:r>
+      <w:r>
+        <w:t xml:space="preserve">se enseñaba era</w:t>
+      </w:r>
+      <w:r>
+        <w:t xml:space="preserve"> </w:t>
+      </w:r>
+      <w:r>
+        <w:rPr>
+          <w:b/>
+          <w:bCs/>
+        </w:rPr>
+        <w:t xml:space="preserve">el emulador web</w:t>
+      </w:r>
+      <w:r>
+        <w:t xml:space="preserve"> </w:t>
+      </w:r>
+      <w:r>
+        <w:t xml:space="preserve">(</w:t>
+      </w:r>
+      <w:r>
+        <w:rPr>
+          <w:rStyle w:val="VerbatimChar"/>
+        </w:rPr>
+        <w:t xml:space="preserve">4 Simulador/emulador_app/index.html</w:t>
+      </w:r>
+      <w:r>
+        <w:t xml:space="preserve">), no la aplicación. El</w:t>
+      </w:r>
+      <w:r>
+        <w:t xml:space="preserve"> </w:t>
+      </w:r>
+      <w:r>
+        <w:t xml:space="preserve">selector suelo/altura es el caso claro: su commit tocó ese único fichero.</w:t>
+      </w:r>
+    </w:p>
+    <w:p>
+      <w:pPr>
+        <w:pStyle w:val="BodyText"/>
+      </w:pPr>
+      <w:r>
+        <w:t xml:space="preserve">Ahora la divergencia va en sentido contrario — el emulador se quedó con el 1-Toque viejo y no</w:t>
+      </w:r>
+      <w:r>
+        <w:t xml:space="preserve"> </w:t>
+      </w:r>
+      <w:r>
+        <w:t xml:space="preserve">tiene ni las cuatro franjas ni el receso.</w:t>
+      </w:r>
+    </w:p>
+    <w:p>
+      <w:pPr>
+        <w:pStyle w:val="BodyText"/>
+      </w:pPr>
+      <w:r>
+        <w:t xml:space="preserve">Hay dos salidas y conviene elegir una a conciencia:</w:t>
       </w:r>
     </w:p>
     <w:p>
@@ -2804,12 +3400,196 @@
         </w:numPr>
       </w:pPr>
       <w:r>
+        <w:rPr>
+          <w:b/>
+          <w:bCs/>
+        </w:rPr>
+        <w:t xml:space="preserve">Mantenerlo sincronizado</w:t>
+      </w:r>
+      <w:r>
+        <w:t xml:space="preserve"> </w:t>
+      </w:r>
+      <w:r>
+        <w:t xml:space="preserve">con la app. Da una pantalla cómoda para enseñar y para probar</w:t>
+      </w:r>
+      <w:r>
+        <w:t xml:space="preserve"> </w:t>
+      </w:r>
+      <w:r>
+        <w:t xml:space="preserve">contra el firmware sin teléfono, pero</w:t>
+      </w:r>
+      <w:r>
+        <w:t xml:space="preserve"> </w:t>
+      </w:r>
+      <w:r>
+        <w:rPr>
+          <w:b/>
+          <w:bCs/>
+        </w:rPr>
+        <w:t xml:space="preserve">duplica el trabajo en cada cambio</w:t>
+      </w:r>
+      <w:r>
+        <w:t xml:space="preserve"> </w:t>
+      </w:r>
+      <w:r>
+        <w:t xml:space="preserve">y la divergencia</w:t>
+      </w:r>
+      <w:r>
+        <w:t xml:space="preserve"> </w:t>
+      </w:r>
+      <w:r>
+        <w:t xml:space="preserve">volverá en cuanto alguien tenga prisa.</w:t>
+      </w:r>
+    </w:p>
+    <w:p>
+      <w:pPr>
+        <w:pStyle w:val="Compact"/>
+        <w:numPr>
+          <w:ilvl w:val="0"/>
+          <w:numId w:val="1004"/>
+        </w:numPr>
+      </w:pPr>
+      <w:r>
+        <w:rPr>
+          <w:b/>
+          <w:bCs/>
+        </w:rPr>
+        <w:t xml:space="preserve">Degradarlo a banco de pruebas del protocolo</w:t>
+      </w:r>
+      <w:r>
+        <w:t xml:space="preserve">, sin pretensión de parecerse a la app: sirve</w:t>
+      </w:r>
+      <w:r>
+        <w:t xml:space="preserve"> </w:t>
+      </w:r>
+      <w:r>
+        <w:t xml:space="preserve">para ejercitar tramas contra el firmware, y se deja de usar para enseñar la interfaz.</w:t>
+      </w:r>
+    </w:p>
+    <w:p>
+      <w:pPr>
+        <w:pStyle w:val="FirstParagraph"/>
+      </w:pPr>
+      <w:r>
+        <w:t xml:space="preserve">Sea cual sea,</w:t>
+      </w:r>
+      <w:r>
+        <w:t xml:space="preserve"> </w:t>
+      </w:r>
+      <w:r>
+        <w:rPr>
+          <w:b/>
+          <w:bCs/>
+        </w:rPr>
+        <w:t xml:space="preserve">la regla que falta es la misma</w:t>
+      </w:r>
+      <w:r>
+        <w:t xml:space="preserve">: una función no está hecha hasta que está en el</w:t>
+      </w:r>
+      <w:r>
+        <w:t xml:space="preserve"> </w:t>
+      </w:r>
+      <w:r>
+        <w:t xml:space="preserve">APK. El emulador no cuenta como implementación, y las demos deberían hacerse sobre el APK.</w:t>
+      </w:r>
+    </w:p>
+    <w:p>
+      <w:r>
+        <w:pict>
+          <v:rect style="width:0;height:1.5pt" o:hralign="center" o:hrstd="t" o:hr="t"/>
+        </w:pict>
+      </w:r>
+    </w:p>
+    <w:bookmarkEnd w:id="30"/>
+    <w:bookmarkStart w:id="31" w:name="X0781ceb7d50bc350b271aa8082c13fe713346ea"/>
+    <w:p>
+      <w:pPr>
+        <w:pStyle w:val="Heading2"/>
+      </w:pPr>
+      <w:r>
+        <w:t xml:space="preserve">7. Coste</w:t>
+      </w:r>
+    </w:p>
+    <w:p>
+      <w:pPr>
+        <w:pStyle w:val="FirstParagraph"/>
+      </w:pPr>
+      <w:r>
+        <w:t xml:space="preserve">Todo lo anterior es</w:t>
+      </w:r>
+      <w:r>
+        <w:t xml:space="preserve"> </w:t>
+      </w:r>
+      <w:r>
+        <w:rPr>
+          <w:b/>
+          <w:bCs/>
+        </w:rPr>
+        <w:t xml:space="preserve">de la aplicación</w:t>
+      </w:r>
+      <w:r>
+        <w:t xml:space="preserve">.</w:t>
+      </w:r>
+      <w:r>
+        <w:t xml:space="preserve"> </w:t>
+      </w:r>
+      <w:r>
+        <w:rPr>
+          <w:b/>
+          <w:bCs/>
+        </w:rPr>
+        <w:t xml:space="preserve">No requiere tocar el firmware ni volver a grabar</w:t>
+      </w:r>
+      <w:r>
+        <w:rPr>
+          <w:b/>
+          <w:bCs/>
+        </w:rPr>
+        <w:t xml:space="preserve"> </w:t>
+      </w:r>
+      <w:r>
+        <w:rPr>
+          <w:b/>
+          <w:bCs/>
+        </w:rPr>
+        <w:t xml:space="preserve">ningún PIC</w:t>
+      </w:r>
+      <w:r>
+        <w:t xml:space="preserve">: la baliza ya entrega la telemetría que hace falta.</w:t>
+      </w:r>
+    </w:p>
+    <w:p>
+      <w:r>
+        <w:pict>
+          <v:rect style="width:0;height:1.5pt" o:hralign="center" o:hrstd="t" o:hr="t"/>
+        </w:pict>
+      </w:r>
+    </w:p>
+    <w:bookmarkEnd w:id="31"/>
+    <w:bookmarkStart w:id="35" w:name="referencias"/>
+    <w:p>
+      <w:pPr>
+        <w:pStyle w:val="Heading2"/>
+      </w:pPr>
+      <w:r>
+        <w:t xml:space="preserve">Referencias</w:t>
+      </w:r>
+    </w:p>
+    <w:p>
+      <w:pPr>
+        <w:pStyle w:val="Compact"/>
+        <w:numPr>
+          <w:ilvl w:val="0"/>
+          <w:numId w:val="1005"/>
+        </w:numPr>
+      </w:pPr>
+      <w:r>
         <w:t xml:space="preserve">Base normativa:</w:t>
       </w:r>
       <w:r>
         <w:t xml:space="preserve"> </w:t>
       </w:r>
-      <w:hyperlink r:id="rId30">
+      <w:hyperlink r:id="rId32">
         <w:r>
           <w:rPr>
             <w:rStyle w:val="VerbatimChar"/>
@@ -2823,7 +3603,7 @@
         <w:pStyle w:val="Compact"/>
         <w:numPr>
           <w:ilvl w:val="0"/>
-          <w:numId w:val="1004"/>
+          <w:numId w:val="1005"/>
         </w:numPr>
       </w:pPr>
       <w:r>
@@ -2832,7 +3612,7 @@
       <w:r>
         <w:t xml:space="preserve"> </w:t>
       </w:r>
-      <w:hyperlink r:id="rId31">
+      <w:hyperlink r:id="rId33">
         <w:r>
           <w:rPr>
             <w:rStyle w:val="VerbatimChar"/>
@@ -2846,7 +3626,7 @@
         <w:pStyle w:val="Compact"/>
         <w:numPr>
           <w:ilvl w:val="0"/>
-          <w:numId w:val="1004"/>
+          <w:numId w:val="1005"/>
         </w:numPr>
       </w:pPr>
       <w:r>
@@ -2855,7 +3635,7 @@
       <w:r>
         <w:t xml:space="preserve"> </w:t>
       </w:r>
-      <w:hyperlink r:id="rId32">
+      <w:hyperlink r:id="rId34">
         <w:r>
           <w:rPr>
             <w:rStyle w:val="VerbatimChar"/>
@@ -2864,8 +3644,8 @@
         </w:r>
       </w:hyperlink>
     </w:p>
-    <w:bookmarkEnd w:id="33"/>
-    <w:bookmarkEnd w:id="34"/>
+    <w:bookmarkEnd w:id="35"/>
+    <w:bookmarkEnd w:id="36"/>
     <w:sectPr>
       <w:footnotePr>
         <w:numRestart w:val="eachSect"/>
@@ -3171,34 +3951,7 @@
     <w:abstractNumId w:val="991"/>
   </w:num>
   <w:num w:numId="1002">
-    <w:abstractNumId w:val="99411"/>
-    <w:lvlOverride w:ilvl="0">
-      <w:startOverride w:val="1"/>
-    </w:lvlOverride>
-    <w:lvlOverride w:ilvl="1">
-      <w:startOverride w:val="1"/>
-    </w:lvlOverride>
-    <w:lvlOverride w:ilvl="2">
-      <w:startOverride w:val="1"/>
-    </w:lvlOverride>
-    <w:lvlOverride w:ilvl="3">
-      <w:startOverride w:val="1"/>
-    </w:lvlOverride>
-    <w:lvlOverride w:ilvl="4">
-      <w:startOverride w:val="1"/>
-    </w:lvlOverride>
-    <w:lvlOverride w:ilvl="5">
-      <w:startOverride w:val="1"/>
-    </w:lvlOverride>
-    <w:lvlOverride w:ilvl="6">
-      <w:startOverride w:val="1"/>
-    </w:lvlOverride>
-    <w:lvlOverride w:ilvl="7">
-      <w:startOverride w:val="1"/>
-    </w:lvlOverride>
-    <w:lvlOverride w:ilvl="8">
-      <w:startOverride w:val="1"/>
-    </w:lvlOverride>
+    <w:abstractNumId w:val="991"/>
   </w:num>
   <w:num w:numId="1003">
     <w:abstractNumId w:val="99411"/>
@@ -3231,6 +3984,36 @@
     </w:lvlOverride>
   </w:num>
   <w:num w:numId="1004">
+    <w:abstractNumId w:val="99411"/>
+    <w:lvlOverride w:ilvl="0">
+      <w:startOverride w:val="1"/>
+    </w:lvlOverride>
+    <w:lvlOverride w:ilvl="1">
+      <w:startOverride w:val="1"/>
+    </w:lvlOverride>
+    <w:lvlOverride w:ilvl="2">
+      <w:startOverride w:val="1"/>
+    </w:lvlOverride>
+    <w:lvlOverride w:ilvl="3">
+      <w:startOverride w:val="1"/>
+    </w:lvlOverride>
+    <w:lvlOverride w:ilvl="4">
+      <w:startOverride w:val="1"/>
+    </w:lvlOverride>
+    <w:lvlOverride w:ilvl="5">
+      <w:startOverride w:val="1"/>
+    </w:lvlOverride>
+    <w:lvlOverride w:ilvl="6">
+      <w:startOverride w:val="1"/>
+    </w:lvlOverride>
+    <w:lvlOverride w:ilvl="7">
+      <w:startOverride w:val="1"/>
+    </w:lvlOverride>
+    <w:lvlOverride w:ilvl="8">
+      <w:startOverride w:val="1"/>
+    </w:lvlOverride>
+  </w:num>
+  <w:num w:numId="1005">
     <w:abstractNumId w:val="991"/>
   </w:num>
 </w:numbering>

--- a/Manuales/PROPUESTA_MANTENIMIENTO_Y_AUDITORIA.docx
+++ b/Manuales/PROPUESTA_MANTENIMIENTO_Y_AUDITORIA.docx
@@ -1658,7 +1658,7 @@
       <w:r>
         <w:drawing>
           <wp:inline>
-            <wp:extent cx="5334000" cy="6145695"/>
+            <wp:extent cx="5334000" cy="6934200"/>
             <wp:effectExtent b="0" l="0" r="0" t="0"/>
             <wp:docPr descr="Figura A: Inspección a nivel de suelo. Solo se muestran los seis puntos verificables sin subir, y el aviso enumera lo que queda pendiente." title="" id="18" name="Picture"/>
             <a:graphic>
@@ -1679,7 +1679,7 @@
                   <pic:spPr bwMode="auto">
                     <a:xfrm>
                       <a:off x="0" y="0"/>
-                      <a:ext cx="5334000" cy="6145695"/>
+                      <a:ext cx="5334000" cy="6934200"/>
                     </a:xfrm>
                     <a:prstGeom prst="rect">
                       <a:avLst/>
@@ -1705,7 +1705,7 @@
       <w:r>
         <w:drawing>
           <wp:inline>
-            <wp:extent cx="5334000" cy="8232913"/>
+            <wp:extent cx="5334000" cy="9021417"/>
             <wp:effectExtent b="0" l="0" r="0" t="0"/>
             <wp:docPr descr="Figura B: Inspección en altura. Aparecen además los seis puntos físicos, que en la modalidad anterior ni siquiera estaban en pantalla." title="" id="21" name="Picture"/>
             <a:graphic>
@@ -1726,7 +1726,7 @@
                   <pic:spPr bwMode="auto">
                     <a:xfrm>
                       <a:off x="0" y="0"/>
-                      <a:ext cx="5334000" cy="8232913"/>
+                      <a:ext cx="5334000" cy="9021417"/>
                     </a:xfrm>
                     <a:prstGeom prst="rect">
                       <a:avLst/>

--- a/Manuales/PROPUESTA_MANTENIMIENTO_Y_AUDITORIA.docx
+++ b/Manuales/PROPUESTA_MANTENIMIENTO_Y_AUDITORIA.docx
@@ -28,7 +28,7 @@
         </w:p>
       </w:sdtContent>
     </w:sdt>
-    <w:bookmarkStart w:id="36" w:name="X1798943255004c80d1dbd44d21bd209b7a19e8b"/>
+    <w:bookmarkStart w:id="30" w:name="X1798943255004c80d1dbd44d21bd209b7a19e8b"/>
     <w:p>
       <w:pPr>
         <w:pStyle w:val="Heading1"/>
@@ -1544,7 +1544,7 @@
     </w:p>
     <w:bookmarkEnd w:id="14"/>
     <w:bookmarkEnd w:id="15"/>
-    <w:bookmarkStart w:id="28" w:name="X8d70628e09eaf51a7198de59ddb672f5aedd65a"/>
+    <w:bookmarkStart w:id="22" w:name="X8d70628e09eaf51a7198de59ddb672f5aedd65a"/>
     <w:p>
       <w:pPr>
         <w:pStyle w:val="Heading2"/>
@@ -1642,7 +1642,7 @@
       </w:r>
     </w:p>
     <w:bookmarkEnd w:id="16"/>
-    <w:bookmarkStart w:id="23" w:name="Xc88588a0713494f9e74d7694188712e244b281c"/>
+    <w:bookmarkStart w:id="17" w:name="Xc88588a0713494f9e74d7694188712e244b281c"/>
     <w:p>
       <w:pPr>
         <w:pStyle w:val="Heading3"/>
@@ -1656,46 +1656,7 @@
         <w:pStyle w:val="FirstParagraph"/>
       </w:pPr>
       <w:r>
-        <w:drawing>
-          <wp:inline>
-            <wp:extent cx="5334000" cy="6934200"/>
-            <wp:effectExtent b="0" l="0" r="0" t="0"/>
-            <wp:docPr descr="Figura A: Inspección a nivel de suelo. Solo se muestran los seis puntos verificables sin subir, y el aviso enumera lo que queda pendiente." title="" id="18" name="Picture"/>
-            <a:graphic>
-              <a:graphicData uri="http://schemas.openxmlformats.org/drawingml/2006/picture">
-                <pic:pic>
-                  <pic:nvPicPr>
-                    <pic:cNvPr descr="img/propuesta_mant_suelo.png" id="19" name="Picture"/>
-                    <pic:cNvPicPr>
-                      <a:picLocks noChangeArrowheads="1" noChangeAspect="1"/>
-                    </pic:cNvPicPr>
-                  </pic:nvPicPr>
-                  <pic:blipFill>
-                    <a:blip r:embed="rId17"/>
-                    <a:stretch>
-                      <a:fillRect/>
-                    </a:stretch>
-                  </pic:blipFill>
-                  <pic:spPr bwMode="auto">
-                    <a:xfrm>
-                      <a:off x="0" y="0"/>
-                      <a:ext cx="5334000" cy="6934200"/>
-                    </a:xfrm>
-                    <a:prstGeom prst="rect">
-                      <a:avLst/>
-                    </a:prstGeom>
-                    <a:noFill/>
-                    <a:ln w="9525">
-                      <a:noFill/>
-                      <a:headEnd/>
-                      <a:tailEnd/>
-                    </a:ln>
-                  </pic:spPr>
-                </pic:pic>
-              </a:graphicData>
-            </a:graphic>
-          </wp:inline>
-        </w:drawing>
+        <w:t xml:space="preserve">Figura A: Inspección a nivel de suelo. Solo se muestran los seis puntos verificables sin subir, y el aviso enumera lo que queda pendiente.</w:t>
       </w:r>
     </w:p>
     <w:p>
@@ -1703,46 +1664,7 @@
         <w:pStyle w:val="BodyText"/>
       </w:pPr>
       <w:r>
-        <w:drawing>
-          <wp:inline>
-            <wp:extent cx="5334000" cy="9021417"/>
-            <wp:effectExtent b="0" l="0" r="0" t="0"/>
-            <wp:docPr descr="Figura B: Inspección en altura. Aparecen además los seis puntos físicos, que en la modalidad anterior ni siquiera estaban en pantalla." title="" id="21" name="Picture"/>
-            <a:graphic>
-              <a:graphicData uri="http://schemas.openxmlformats.org/drawingml/2006/picture">
-                <pic:pic>
-                  <pic:nvPicPr>
-                    <pic:cNvPr descr="img/propuesta_mant_altura.png" id="22" name="Picture"/>
-                    <pic:cNvPicPr>
-                      <a:picLocks noChangeArrowheads="1" noChangeAspect="1"/>
-                    </pic:cNvPicPr>
-                  </pic:nvPicPr>
-                  <pic:blipFill>
-                    <a:blip r:embed="rId20"/>
-                    <a:stretch>
-                      <a:fillRect/>
-                    </a:stretch>
-                  </pic:blipFill>
-                  <pic:spPr bwMode="auto">
-                    <a:xfrm>
-                      <a:off x="0" y="0"/>
-                      <a:ext cx="5334000" cy="9021417"/>
-                    </a:xfrm>
-                    <a:prstGeom prst="rect">
-                      <a:avLst/>
-                    </a:prstGeom>
-                    <a:noFill/>
-                    <a:ln w="9525">
-                      <a:noFill/>
-                      <a:headEnd/>
-                      <a:tailEnd/>
-                    </a:ln>
-                  </pic:spPr>
-                </pic:pic>
-              </a:graphicData>
-            </a:graphic>
-          </wp:inline>
-        </w:drawing>
+        <w:t xml:space="preserve">Figura B: Inspección en altura. Aparecen además los seis puntos físicos, que en la modalidad anterior ni siquiera estaban en pantalla.</w:t>
       </w:r>
     </w:p>
     <w:p>
@@ -2169,8 +2091,8 @@
         <w:t xml:space="preserve">verificado en esta visita.</w:t>
       </w:r>
     </w:p>
-    <w:bookmarkEnd w:id="23"/>
-    <w:bookmarkStart w:id="24" w:name="X1f4a44621bbb082cda227e0af8b603a8532db9f"/>
+    <w:bookmarkEnd w:id="17"/>
+    <w:bookmarkStart w:id="18" w:name="X1f4a44621bbb082cda227e0af8b603a8532db9f"/>
     <w:p>
       <w:pPr>
         <w:pStyle w:val="Heading3"/>
@@ -2354,8 +2276,8 @@
         <w:t xml:space="preserve">Un acta que enumera lo no verificado es la diferencia entre un registro y una coartada.</w:t>
       </w:r>
     </w:p>
-    <w:bookmarkEnd w:id="24"/>
-    <w:bookmarkStart w:id="26" w:name="Xb9edcae537211dc1be87563674f1569cd6c6ab7"/>
+    <w:bookmarkEnd w:id="18"/>
+    <w:bookmarkStart w:id="20" w:name="Xb9edcae537211dc1be87563674f1569cd6c6ab7"/>
     <w:p>
       <w:pPr>
         <w:pStyle w:val="Heading3"/>
@@ -2779,11 +2701,11 @@
       <w:pPr>
         <w:pStyle w:val="Heading3"/>
       </w:pPr>
-      <w:bookmarkStart w:id="25" w:name="decidido-opción-a--22-ago-2026"/>
+      <w:bookmarkStart w:id="19" w:name="decidido-opción-a--22-ago-2026"/>
       <w:r>
         <w:t xml:space="preserve">Decidido: opción A — 22-ago-2026</w:t>
       </w:r>
-      <w:bookmarkEnd w:id="25"/>
+      <w:bookmarkEnd w:id="19"/>
     </w:p>
     <w:p>
       <w:pPr>
@@ -2955,8 +2877,8 @@
         <w:t xml:space="preserve">quien firma, firma también lo que no pudo comprobar.</w:t>
       </w:r>
     </w:p>
-    <w:bookmarkEnd w:id="26"/>
-    <w:bookmarkStart w:id="27" w:name="Xaba87893ea1b035f00985f99646e3499b8bf97d"/>
+    <w:bookmarkEnd w:id="20"/>
+    <w:bookmarkStart w:id="21" w:name="Xaba87893ea1b035f00985f99646e3499b8bf97d"/>
     <w:p>
       <w:pPr>
         <w:pStyle w:val="Heading3"/>
@@ -3163,9 +3085,9 @@
         </w:pict>
       </w:r>
     </w:p>
-    <w:bookmarkEnd w:id="27"/>
-    <w:bookmarkEnd w:id="28"/>
-    <w:bookmarkStart w:id="29" w:name="Xfe79f863c4d61cc5332fc10b942ddcabffb356b"/>
+    <w:bookmarkEnd w:id="21"/>
+    <w:bookmarkEnd w:id="22"/>
+    <w:bookmarkStart w:id="23" w:name="Xfe79f863c4d61cc5332fc10b942ddcabffb356b"/>
     <w:p>
       <w:pPr>
         <w:pStyle w:val="Heading2"/>
@@ -3314,8 +3236,8 @@
         </w:pict>
       </w:r>
     </w:p>
-    <w:bookmarkEnd w:id="29"/>
-    <w:bookmarkStart w:id="30" w:name="Xd3d31def92168653e200962eb7a6d2e28e29a2a"/>
+    <w:bookmarkEnd w:id="23"/>
+    <w:bookmarkStart w:id="24" w:name="Xd3d31def92168653e200962eb7a6d2e28e29a2a"/>
     <w:p>
       <w:pPr>
         <w:pStyle w:val="Heading2"/>
@@ -3500,8 +3422,8 @@
         </w:pict>
       </w:r>
     </w:p>
-    <w:bookmarkEnd w:id="30"/>
-    <w:bookmarkStart w:id="31" w:name="X0781ceb7d50bc350b271aa8082c13fe713346ea"/>
+    <w:bookmarkEnd w:id="24"/>
+    <w:bookmarkStart w:id="25" w:name="X0781ceb7d50bc350b271aa8082c13fe713346ea"/>
     <w:p>
       <w:pPr>
         <w:pStyle w:val="Heading2"/>
@@ -3565,8 +3487,8 @@
         </w:pict>
       </w:r>
     </w:p>
-    <w:bookmarkEnd w:id="31"/>
-    <w:bookmarkStart w:id="35" w:name="referencias"/>
+    <w:bookmarkEnd w:id="25"/>
+    <w:bookmarkStart w:id="29" w:name="referencias"/>
     <w:p>
       <w:pPr>
         <w:pStyle w:val="Heading2"/>
@@ -3589,7 +3511,7 @@
       <w:r>
         <w:t xml:space="preserve"> </w:t>
       </w:r>
-      <w:hyperlink r:id="rId32">
+      <w:hyperlink r:id="rId26">
         <w:r>
           <w:rPr>
             <w:rStyle w:val="VerbatimChar"/>
@@ -3612,7 +3534,7 @@
       <w:r>
         <w:t xml:space="preserve"> </w:t>
       </w:r>
-      <w:hyperlink r:id="rId33">
+      <w:hyperlink r:id="rId27">
         <w:r>
           <w:rPr>
             <w:rStyle w:val="VerbatimChar"/>
@@ -3635,7 +3557,7 @@
       <w:r>
         <w:t xml:space="preserve"> </w:t>
       </w:r>
-      <w:hyperlink r:id="rId34">
+      <w:hyperlink r:id="rId28">
         <w:r>
           <w:rPr>
             <w:rStyle w:val="VerbatimChar"/>
@@ -3644,8 +3566,8 @@
         </w:r>
       </w:hyperlink>
     </w:p>
-    <w:bookmarkEnd w:id="35"/>
-    <w:bookmarkEnd w:id="36"/>
+    <w:bookmarkEnd w:id="29"/>
+    <w:bookmarkEnd w:id="30"/>
     <w:sectPr>
       <w:footnotePr>
         <w:numRestart w:val="eachSect"/>

--- a/Manuales/PROPUESTA_MANTENIMIENTO_Y_AUDITORIA.docx
+++ b/Manuales/PROPUESTA_MANTENIMIENTO_Y_AUDITORIA.docx
@@ -28,7 +28,7 @@
         </w:p>
       </w:sdtContent>
     </w:sdt>
-    <w:bookmarkStart w:id="30" w:name="X1798943255004c80d1dbd44d21bd209b7a19e8b"/>
+    <w:bookmarkStart w:id="36" w:name="X1798943255004c80d1dbd44d21bd209b7a19e8b"/>
     <w:p>
       <w:pPr>
         <w:pStyle w:val="Heading1"/>
@@ -1544,7 +1544,7 @@
     </w:p>
     <w:bookmarkEnd w:id="14"/>
     <w:bookmarkEnd w:id="15"/>
-    <w:bookmarkStart w:id="22" w:name="X8d70628e09eaf51a7198de59ddb672f5aedd65a"/>
+    <w:bookmarkStart w:id="28" w:name="X8d70628e09eaf51a7198de59ddb672f5aedd65a"/>
     <w:p>
       <w:pPr>
         <w:pStyle w:val="Heading2"/>
@@ -1642,7 +1642,7 @@
       </w:r>
     </w:p>
     <w:bookmarkEnd w:id="16"/>
-    <w:bookmarkStart w:id="17" w:name="Xc88588a0713494f9e74d7694188712e244b281c"/>
+    <w:bookmarkStart w:id="23" w:name="Xc88588a0713494f9e74d7694188712e244b281c"/>
     <w:p>
       <w:pPr>
         <w:pStyle w:val="Heading3"/>
@@ -1656,7 +1656,46 @@
         <w:pStyle w:val="FirstParagraph"/>
       </w:pPr>
       <w:r>
-        <w:t xml:space="preserve">Figura A: Inspección a nivel de suelo. Solo se muestran los seis puntos verificables sin subir, y el aviso enumera lo que queda pendiente.</w:t>
+        <w:drawing>
+          <wp:inline>
+            <wp:extent cx="5334000" cy="6934200"/>
+            <wp:effectExtent b="0" l="0" r="0" t="0"/>
+            <wp:docPr descr="Figura A: Inspección a nivel de suelo. Solo se muestran los seis puntos verificables sin subir, y el aviso enumera lo que queda pendiente." title="" id="18" name="Picture"/>
+            <a:graphic>
+              <a:graphicData uri="http://schemas.openxmlformats.org/drawingml/2006/picture">
+                <pic:pic>
+                  <pic:nvPicPr>
+                    <pic:cNvPr descr="img/propuesta_mant_suelo.png" id="19" name="Picture"/>
+                    <pic:cNvPicPr>
+                      <a:picLocks noChangeArrowheads="1" noChangeAspect="1"/>
+                    </pic:cNvPicPr>
+                  </pic:nvPicPr>
+                  <pic:blipFill>
+                    <a:blip r:embed="rId17"/>
+                    <a:stretch>
+                      <a:fillRect/>
+                    </a:stretch>
+                  </pic:blipFill>
+                  <pic:spPr bwMode="auto">
+                    <a:xfrm>
+                      <a:off x="0" y="0"/>
+                      <a:ext cx="5334000" cy="6934200"/>
+                    </a:xfrm>
+                    <a:prstGeom prst="rect">
+                      <a:avLst/>
+                    </a:prstGeom>
+                    <a:noFill/>
+                    <a:ln w="9525">
+                      <a:noFill/>
+                      <a:headEnd/>
+                      <a:tailEnd/>
+                    </a:ln>
+                  </pic:spPr>
+                </pic:pic>
+              </a:graphicData>
+            </a:graphic>
+          </wp:inline>
+        </w:drawing>
       </w:r>
     </w:p>
     <w:p>
@@ -1664,7 +1703,46 @@
         <w:pStyle w:val="BodyText"/>
       </w:pPr>
       <w:r>
-        <w:t xml:space="preserve">Figura B: Inspección en altura. Aparecen además los seis puntos físicos, que en la modalidad anterior ni siquiera estaban en pantalla.</w:t>
+        <w:drawing>
+          <wp:inline>
+            <wp:extent cx="5334000" cy="9021417"/>
+            <wp:effectExtent b="0" l="0" r="0" t="0"/>
+            <wp:docPr descr="Figura B: Inspección en altura. Aparecen además los seis puntos físicos, que en la modalidad anterior ni siquiera estaban en pantalla." title="" id="21" name="Picture"/>
+            <a:graphic>
+              <a:graphicData uri="http://schemas.openxmlformats.org/drawingml/2006/picture">
+                <pic:pic>
+                  <pic:nvPicPr>
+                    <pic:cNvPr descr="img/propuesta_mant_altura.png" id="22" name="Picture"/>
+                    <pic:cNvPicPr>
+                      <a:picLocks noChangeArrowheads="1" noChangeAspect="1"/>
+                    </pic:cNvPicPr>
+                  </pic:nvPicPr>
+                  <pic:blipFill>
+                    <a:blip r:embed="rId20"/>
+                    <a:stretch>
+                      <a:fillRect/>
+                    </a:stretch>
+                  </pic:blipFill>
+                  <pic:spPr bwMode="auto">
+                    <a:xfrm>
+                      <a:off x="0" y="0"/>
+                      <a:ext cx="5334000" cy="9021417"/>
+                    </a:xfrm>
+                    <a:prstGeom prst="rect">
+                      <a:avLst/>
+                    </a:prstGeom>
+                    <a:noFill/>
+                    <a:ln w="9525">
+                      <a:noFill/>
+                      <a:headEnd/>
+                      <a:tailEnd/>
+                    </a:ln>
+                  </pic:spPr>
+                </pic:pic>
+              </a:graphicData>
+            </a:graphic>
+          </wp:inline>
+        </w:drawing>
       </w:r>
     </w:p>
     <w:p>
@@ -2091,8 +2169,8 @@
         <w:t xml:space="preserve">verificado en esta visita.</w:t>
       </w:r>
     </w:p>
-    <w:bookmarkEnd w:id="17"/>
-    <w:bookmarkStart w:id="18" w:name="X1f4a44621bbb082cda227e0af8b603a8532db9f"/>
+    <w:bookmarkEnd w:id="23"/>
+    <w:bookmarkStart w:id="24" w:name="X1f4a44621bbb082cda227e0af8b603a8532db9f"/>
     <w:p>
       <w:pPr>
         <w:pStyle w:val="Heading3"/>
@@ -2276,8 +2354,8 @@
         <w:t xml:space="preserve">Un acta que enumera lo no verificado es la diferencia entre un registro y una coartada.</w:t>
       </w:r>
     </w:p>
-    <w:bookmarkEnd w:id="18"/>
-    <w:bookmarkStart w:id="20" w:name="Xb9edcae537211dc1be87563674f1569cd6c6ab7"/>
+    <w:bookmarkEnd w:id="24"/>
+    <w:bookmarkStart w:id="26" w:name="Xb9edcae537211dc1be87563674f1569cd6c6ab7"/>
     <w:p>
       <w:pPr>
         <w:pStyle w:val="Heading3"/>
@@ -2701,11 +2779,11 @@
       <w:pPr>
         <w:pStyle w:val="Heading3"/>
       </w:pPr>
-      <w:bookmarkStart w:id="19" w:name="decidido-opción-a--22-ago-2026"/>
+      <w:bookmarkStart w:id="25" w:name="decidido-opción-a--22-ago-2026"/>
       <w:r>
         <w:t xml:space="preserve">Decidido: opción A — 22-ago-2026</w:t>
       </w:r>
-      <w:bookmarkEnd w:id="19"/>
+      <w:bookmarkEnd w:id="25"/>
     </w:p>
     <w:p>
       <w:pPr>
@@ -2877,8 +2955,8 @@
         <w:t xml:space="preserve">quien firma, firma también lo que no pudo comprobar.</w:t>
       </w:r>
     </w:p>
-    <w:bookmarkEnd w:id="20"/>
-    <w:bookmarkStart w:id="21" w:name="Xaba87893ea1b035f00985f99646e3499b8bf97d"/>
+    <w:bookmarkEnd w:id="26"/>
+    <w:bookmarkStart w:id="27" w:name="Xaba87893ea1b035f00985f99646e3499b8bf97d"/>
     <w:p>
       <w:pPr>
         <w:pStyle w:val="Heading3"/>
@@ -3085,9 +3163,9 @@
         </w:pict>
       </w:r>
     </w:p>
-    <w:bookmarkEnd w:id="21"/>
-    <w:bookmarkEnd w:id="22"/>
-    <w:bookmarkStart w:id="23" w:name="Xfe79f863c4d61cc5332fc10b942ddcabffb356b"/>
+    <w:bookmarkEnd w:id="27"/>
+    <w:bookmarkEnd w:id="28"/>
+    <w:bookmarkStart w:id="29" w:name="Xfe79f863c4d61cc5332fc10b942ddcabffb356b"/>
     <w:p>
       <w:pPr>
         <w:pStyle w:val="Heading2"/>
@@ -3236,8 +3314,8 @@
         </w:pict>
       </w:r>
     </w:p>
-    <w:bookmarkEnd w:id="23"/>
-    <w:bookmarkStart w:id="24" w:name="Xd3d31def92168653e200962eb7a6d2e28e29a2a"/>
+    <w:bookmarkEnd w:id="29"/>
+    <w:bookmarkStart w:id="30" w:name="Xd3d31def92168653e200962eb7a6d2e28e29a2a"/>
     <w:p>
       <w:pPr>
         <w:pStyle w:val="Heading2"/>
@@ -3422,8 +3500,8 @@
         </w:pict>
       </w:r>
     </w:p>
-    <w:bookmarkEnd w:id="24"/>
-    <w:bookmarkStart w:id="25" w:name="X0781ceb7d50bc350b271aa8082c13fe713346ea"/>
+    <w:bookmarkEnd w:id="30"/>
+    <w:bookmarkStart w:id="31" w:name="X0781ceb7d50bc350b271aa8082c13fe713346ea"/>
     <w:p>
       <w:pPr>
         <w:pStyle w:val="Heading2"/>
@@ -3487,8 +3565,8 @@
         </w:pict>
       </w:r>
     </w:p>
-    <w:bookmarkEnd w:id="25"/>
-    <w:bookmarkStart w:id="29" w:name="referencias"/>
+    <w:bookmarkEnd w:id="31"/>
+    <w:bookmarkStart w:id="35" w:name="referencias"/>
     <w:p>
       <w:pPr>
         <w:pStyle w:val="Heading2"/>
@@ -3511,7 +3589,7 @@
       <w:r>
         <w:t xml:space="preserve"> </w:t>
       </w:r>
-      <w:hyperlink r:id="rId26">
+      <w:hyperlink r:id="rId32">
         <w:r>
           <w:rPr>
             <w:rStyle w:val="VerbatimChar"/>
@@ -3534,7 +3612,7 @@
       <w:r>
         <w:t xml:space="preserve"> </w:t>
       </w:r>
-      <w:hyperlink r:id="rId27">
+      <w:hyperlink r:id="rId33">
         <w:r>
           <w:rPr>
             <w:rStyle w:val="VerbatimChar"/>
@@ -3557,7 +3635,7 @@
       <w:r>
         <w:t xml:space="preserve"> </w:t>
       </w:r>
-      <w:hyperlink r:id="rId28">
+      <w:hyperlink r:id="rId34">
         <w:r>
           <w:rPr>
             <w:rStyle w:val="VerbatimChar"/>
@@ -3566,8 +3644,8 @@
         </w:r>
       </w:hyperlink>
     </w:p>
-    <w:bookmarkEnd w:id="29"/>
-    <w:bookmarkEnd w:id="30"/>
+    <w:bookmarkEnd w:id="35"/>
+    <w:bookmarkEnd w:id="36"/>
     <w:sectPr>
       <w:footnotePr>
         <w:numRestart w:val="eachSect"/>
